--- a/hotel_relazione_v2.docx
+++ b/hotel_relazione_v2.docx
@@ -60,7 +60,43 @@
           <w:sz w:val="20"/>
           <w:szCs w:val="20"/>
         </w:rPr>
-        <w:t>React · TypeScript · Tailwind · Node.js · Express · SQL Database</w:t>
+        <w:t xml:space="preserve">React · </w:t>
+      </w:r>
+      <w:proofErr w:type="spellStart"/>
+      <w:r>
+        <w:rPr>
+          <w:color w:val="14B8A6"/>
+          <w:sz w:val="20"/>
+          <w:szCs w:val="20"/>
+        </w:rPr>
+        <w:t>TypeScript</w:t>
+      </w:r>
+      <w:proofErr w:type="spellEnd"/>
+      <w:r>
+        <w:rPr>
+          <w:color w:val="14B8A6"/>
+          <w:sz w:val="20"/>
+          <w:szCs w:val="20"/>
+        </w:rPr>
+        <w:t xml:space="preserve"> · </w:t>
+      </w:r>
+      <w:proofErr w:type="spellStart"/>
+      <w:r>
+        <w:rPr>
+          <w:color w:val="14B8A6"/>
+          <w:sz w:val="20"/>
+          <w:szCs w:val="20"/>
+        </w:rPr>
+        <w:t>Tailwind</w:t>
+      </w:r>
+      <w:proofErr w:type="spellEnd"/>
+      <w:r>
+        <w:rPr>
+          <w:color w:val="14B8A6"/>
+          <w:sz w:val="20"/>
+          <w:szCs w:val="20"/>
+        </w:rPr>
+        <w:t xml:space="preserve"> · Node.js · Express · SQL Database</w:t>
       </w:r>
     </w:p>
     <w:tbl>
@@ -322,13 +358,59 @@
             </w:tcMar>
           </w:tcPr>
           <w:p>
-            <w:r>
-              <w:rPr>
-                <w:color w:val="555555"/>
-                <w:sz w:val="20"/>
-                <w:szCs w:val="20"/>
-              </w:rPr>
-              <w:t>Frontend + Backend + Database + Deploy Cloud</w:t>
+            <w:proofErr w:type="spellStart"/>
+            <w:r>
+              <w:rPr>
+                <w:color w:val="555555"/>
+                <w:sz w:val="20"/>
+                <w:szCs w:val="20"/>
+              </w:rPr>
+              <w:t>Frontend</w:t>
+            </w:r>
+            <w:proofErr w:type="spellEnd"/>
+            <w:r>
+              <w:rPr>
+                <w:color w:val="555555"/>
+                <w:sz w:val="20"/>
+                <w:szCs w:val="20"/>
+              </w:rPr>
+              <w:t xml:space="preserve"> + </w:t>
+            </w:r>
+            <w:proofErr w:type="spellStart"/>
+            <w:r>
+              <w:rPr>
+                <w:color w:val="555555"/>
+                <w:sz w:val="20"/>
+                <w:szCs w:val="20"/>
+              </w:rPr>
+              <w:t>Backend</w:t>
+            </w:r>
+            <w:proofErr w:type="spellEnd"/>
+            <w:r>
+              <w:rPr>
+                <w:color w:val="555555"/>
+                <w:sz w:val="20"/>
+                <w:szCs w:val="20"/>
+              </w:rPr>
+              <w:t xml:space="preserve"> + Database + </w:t>
+            </w:r>
+            <w:proofErr w:type="spellStart"/>
+            <w:r>
+              <w:rPr>
+                <w:color w:val="555555"/>
+                <w:sz w:val="20"/>
+                <w:szCs w:val="20"/>
+              </w:rPr>
+              <w:t>Deploy</w:t>
+            </w:r>
+            <w:proofErr w:type="spellEnd"/>
+            <w:r>
+              <w:rPr>
+                <w:color w:val="555555"/>
+                <w:sz w:val="20"/>
+                <w:szCs w:val="20"/>
+              </w:rPr>
+              <w:t xml:space="preserve"> Cloud</w:t>
             </w:r>
           </w:p>
         </w:tc>
@@ -374,8 +456,18 @@
                 <w:sz w:val="20"/>
                 <w:szCs w:val="20"/>
               </w:rPr>
-              <w:t>React + Node.js + MySQL/SQLite</w:t>
-            </w:r>
+              <w:t>React + Node.js + MySQL/</w:t>
+            </w:r>
+            <w:proofErr w:type="spellStart"/>
+            <w:r>
+              <w:rPr>
+                <w:color w:val="555555"/>
+                <w:sz w:val="20"/>
+                <w:szCs w:val="20"/>
+              </w:rPr>
+              <w:t>SQLite</w:t>
+            </w:r>
+            <w:proofErr w:type="spellEnd"/>
           </w:p>
         </w:tc>
       </w:tr>
@@ -420,7 +512,25 @@
                 <w:sz w:val="20"/>
                 <w:szCs w:val="20"/>
               </w:rPr>
-              <w:t>Fase 1 — Frontend Statico</w:t>
+              <w:t xml:space="preserve">Fase 1 — </w:t>
+            </w:r>
+            <w:proofErr w:type="spellStart"/>
+            <w:r>
+              <w:rPr>
+                <w:color w:val="555555"/>
+                <w:sz w:val="20"/>
+                <w:szCs w:val="20"/>
+              </w:rPr>
+              <w:t>Frontend</w:t>
+            </w:r>
+            <w:proofErr w:type="spellEnd"/>
+            <w:r>
+              <w:rPr>
+                <w:color w:val="555555"/>
+                <w:sz w:val="20"/>
+                <w:szCs w:val="20"/>
+              </w:rPr>
+              <w:t xml:space="preserve"> Statico</w:t>
             </w:r>
           </w:p>
         </w:tc>
@@ -2512,7 +2622,7 @@
           <w:color w:val="555555"/>
         </w:rPr>
         <w:lastRenderedPageBreak/>
-        <w:t>Hotel Business App è un'applicazione web cloud-native realizzata come progetto universitario. L'obiettivo è costruire una piattaforma semplice ma completa per la presentazione di un hotel business: sito vetrina per gli ospiti e pannello di amministrazione per gestire le camere.</w:t>
+        <w:t>Hotel Business App è un'applicazione web realizzata come progetto universitario. L'obiettivo è costruire una piattaforma semplice ma completa per la presentazione di un hotel business: sito vetrina per gli ospiti e pannello di amministrazione per gestire le camere.</w:t>
       </w:r>
     </w:p>
     <w:p>
@@ -2524,7 +2634,49 @@
         <w:rPr>
           <w:color w:val="555555"/>
         </w:rPr>
-        <w:t>Il progetto rispetta tutti i requisiti della consegna: frontend, backend, database e deploy su cloud provider.</w:t>
+        <w:t xml:space="preserve">Il progetto rispetta tutti i requisiti della consegna: </w:t>
+      </w:r>
+      <w:proofErr w:type="spellStart"/>
+      <w:r>
+        <w:rPr>
+          <w:color w:val="555555"/>
+        </w:rPr>
+        <w:t>frontend</w:t>
+      </w:r>
+      <w:proofErr w:type="spellEnd"/>
+      <w:r>
+        <w:rPr>
+          <w:color w:val="555555"/>
+        </w:rPr>
+        <w:t xml:space="preserve">, </w:t>
+      </w:r>
+      <w:proofErr w:type="spellStart"/>
+      <w:r>
+        <w:rPr>
+          <w:color w:val="555555"/>
+        </w:rPr>
+        <w:t>backend</w:t>
+      </w:r>
+      <w:proofErr w:type="spellEnd"/>
+      <w:r>
+        <w:rPr>
+          <w:color w:val="555555"/>
+        </w:rPr>
+        <w:t xml:space="preserve">, database e </w:t>
+      </w:r>
+      <w:proofErr w:type="spellStart"/>
+      <w:r>
+        <w:rPr>
+          <w:color w:val="555555"/>
+        </w:rPr>
+        <w:t>deploy</w:t>
+      </w:r>
+      <w:proofErr w:type="spellEnd"/>
+      <w:r>
+        <w:rPr>
+          <w:color w:val="555555"/>
+        </w:rPr>
+        <w:t xml:space="preserve"> su cloud provider.</w:t>
       </w:r>
     </w:p>
     <w:p>
@@ -2570,7 +2722,35 @@
         <w:rPr>
           <w:color w:val="555555"/>
         </w:rPr>
-        <w:t>Home Page: hero section, highlights hotel, call-to-action</w:t>
+        <w:t xml:space="preserve">Home Page: </w:t>
+      </w:r>
+      <w:proofErr w:type="spellStart"/>
+      <w:r>
+        <w:rPr>
+          <w:color w:val="555555"/>
+        </w:rPr>
+        <w:t>hero</w:t>
+      </w:r>
+      <w:proofErr w:type="spellEnd"/>
+      <w:r>
+        <w:rPr>
+          <w:color w:val="555555"/>
+        </w:rPr>
+        <w:t xml:space="preserve"> </w:t>
+      </w:r>
+      <w:proofErr w:type="spellStart"/>
+      <w:r>
+        <w:rPr>
+          <w:color w:val="555555"/>
+        </w:rPr>
+        <w:t>section</w:t>
+      </w:r>
+      <w:proofErr w:type="spellEnd"/>
+      <w:r>
+        <w:rPr>
+          <w:color w:val="555555"/>
+        </w:rPr>
+        <w:t>, highlights hotel, call-to-action</w:t>
       </w:r>
     </w:p>
     <w:p>
@@ -2620,11 +2800,19 @@
         </w:numPr>
         <w:spacing w:before="40" w:after="40"/>
       </w:pPr>
-      <w:r>
-        <w:rPr>
-          <w:color w:val="555555"/>
-        </w:rPr>
-        <w:t>Backend REST API: endpoint CRUD per le camere</w:t>
+      <w:proofErr w:type="spellStart"/>
+      <w:r>
+        <w:rPr>
+          <w:color w:val="555555"/>
+        </w:rPr>
+        <w:t>Backend</w:t>
+      </w:r>
+      <w:proofErr w:type="spellEnd"/>
+      <w:r>
+        <w:rPr>
+          <w:color w:val="555555"/>
+        </w:rPr>
+        <w:t xml:space="preserve"> REST API: endpoint CRUD per le camere</w:t>
       </w:r>
     </w:p>
     <w:p>
@@ -2668,11 +2856,61 @@
         </w:numPr>
         <w:spacing w:before="40" w:after="40"/>
       </w:pPr>
-      <w:r>
-        <w:rPr>
-          <w:color w:val="555555"/>
-        </w:rPr>
-        <w:t>Deploy: Vercel (frontend) + Railway o Render (backend + DB)</w:t>
+      <w:proofErr w:type="spellStart"/>
+      <w:r>
+        <w:rPr>
+          <w:color w:val="555555"/>
+        </w:rPr>
+        <w:t>Deploy</w:t>
+      </w:r>
+      <w:proofErr w:type="spellEnd"/>
+      <w:r>
+        <w:rPr>
+          <w:color w:val="555555"/>
+        </w:rPr>
+        <w:t xml:space="preserve">: </w:t>
+      </w:r>
+      <w:proofErr w:type="spellStart"/>
+      <w:r>
+        <w:rPr>
+          <w:color w:val="555555"/>
+        </w:rPr>
+        <w:t>Vercel</w:t>
+      </w:r>
+      <w:proofErr w:type="spellEnd"/>
+      <w:r>
+        <w:rPr>
+          <w:color w:val="555555"/>
+        </w:rPr>
+        <w:t xml:space="preserve"> (</w:t>
+      </w:r>
+      <w:proofErr w:type="spellStart"/>
+      <w:r>
+        <w:rPr>
+          <w:color w:val="555555"/>
+        </w:rPr>
+        <w:t>frontend</w:t>
+      </w:r>
+      <w:proofErr w:type="spellEnd"/>
+      <w:r>
+        <w:rPr>
+          <w:color w:val="555555"/>
+        </w:rPr>
+        <w:t>) + Railway o Render (</w:t>
+      </w:r>
+      <w:proofErr w:type="spellStart"/>
+      <w:r>
+        <w:rPr>
+          <w:color w:val="555555"/>
+        </w:rPr>
+        <w:t>backend</w:t>
+      </w:r>
+      <w:proofErr w:type="spellEnd"/>
+      <w:r>
+        <w:rPr>
+          <w:color w:val="555555"/>
+        </w:rPr>
+        <w:t xml:space="preserve"> + DB)</w:t>
       </w:r>
       <w:r>
         <w:rPr>
@@ -2740,8 +2978,16 @@
         <w:rPr>
           <w:color w:val="555555"/>
         </w:rPr>
-        <w:t>Galleria fotografica con lightbox</w:t>
-      </w:r>
+        <w:t xml:space="preserve">Galleria fotografica con </w:t>
+      </w:r>
+      <w:proofErr w:type="spellStart"/>
+      <w:r>
+        <w:rPr>
+          <w:color w:val="555555"/>
+        </w:rPr>
+        <w:t>lightbox</w:t>
+      </w:r>
+      <w:proofErr w:type="spellEnd"/>
     </w:p>
     <w:p>
       <w:pPr>
@@ -2810,9 +3056,17 @@
         <w:rPr>
           <w:color w:val="0D1B2A"/>
         </w:rPr>
-        <w:t>2.1 Frontend</w:t>
+        <w:t xml:space="preserve">2.1 </w:t>
+      </w:r>
+      <w:proofErr w:type="spellStart"/>
+      <w:r>
+        <w:rPr>
+          <w:color w:val="0D1B2A"/>
+        </w:rPr>
+        <w:t>Frontend</w:t>
       </w:r>
       <w:bookmarkEnd w:id="5"/>
+      <w:proofErr w:type="spellEnd"/>
     </w:p>
     <w:tbl>
       <w:tblPr>
@@ -2963,6 +3217,7 @@
             </w:tcMar>
           </w:tcPr>
           <w:p>
+            <w:proofErr w:type="spellStart"/>
             <w:r>
               <w:rPr>
                 <w:b/>
@@ -2973,6 +3228,7 @@
               </w:rPr>
               <w:t>TypeScript</w:t>
             </w:r>
+            <w:proofErr w:type="spellEnd"/>
           </w:p>
         </w:tc>
         <w:tc>
@@ -3006,7 +3262,23 @@
                 <w:sz w:val="20"/>
                 <w:szCs w:val="20"/>
               </w:rPr>
-              <w:t>https://www.w3schools.com/typescript/</w:t>
+              <w:t>https://www.w3schools.com/</w:t>
+            </w:r>
+            <w:proofErr w:type="spellStart"/>
+            <w:r>
+              <w:rPr>
+                <w:sz w:val="20"/>
+                <w:szCs w:val="20"/>
+              </w:rPr>
+              <w:t>typescript</w:t>
+            </w:r>
+            <w:proofErr w:type="spellEnd"/>
+            <w:r>
+              <w:rPr>
+                <w:sz w:val="20"/>
+                <w:szCs w:val="20"/>
+              </w:rPr>
+              <w:t>/</w:t>
             </w:r>
             <w:r>
               <w:rPr>
@@ -3030,6 +3302,7 @@
             </w:tcMar>
           </w:tcPr>
           <w:p>
+            <w:proofErr w:type="spellStart"/>
             <w:r>
               <w:rPr>
                 <w:b/>
@@ -3038,44 +3311,9 @@
                 <w:sz w:val="21"/>
                 <w:szCs w:val="21"/>
               </w:rPr>
-              <w:t>Tailwind CSS</w:t>
-            </w:r>
-          </w:p>
-        </w:tc>
-        <w:tc>
-          <w:tcPr>
-            <w:tcW w:w="6200" w:type="dxa"/>
-            <w:tcMar>
-              <w:top w:w="60" w:type="dxa"/>
-              <w:left w:w="120" w:type="dxa"/>
-              <w:bottom w:w="60" w:type="dxa"/>
-              <w:right w:w="120" w:type="dxa"/>
-            </w:tcMar>
-          </w:tcPr>
-          <w:p>
-            <w:r>
-              <w:rPr>
-                <w:color w:val="555555"/>
-                <w:sz w:val="20"/>
-                <w:szCs w:val="20"/>
-              </w:rPr>
-              <w:t>Utility-first per uno stile rapido, consistente e responsivo.</w:t>
-            </w:r>
-          </w:p>
-        </w:tc>
-      </w:tr>
-      <w:tr>
-        <w:tc>
-          <w:tcPr>
-            <w:tcW w:w="3000" w:type="dxa"/>
-            <w:tcMar>
-              <w:top w:w="60" w:type="dxa"/>
-              <w:left w:w="120" w:type="dxa"/>
-              <w:bottom w:w="60" w:type="dxa"/>
-              <w:right w:w="120" w:type="dxa"/>
-            </w:tcMar>
-          </w:tcPr>
-          <w:p>
+              <w:t>Tailwind</w:t>
+            </w:r>
+            <w:proofErr w:type="spellEnd"/>
             <w:r>
               <w:rPr>
                 <w:b/>
@@ -3084,7 +3322,7 @@
                 <w:sz w:val="21"/>
                 <w:szCs w:val="21"/>
               </w:rPr>
-              <w:t>React Router v6</w:t>
+              <w:t xml:space="preserve"> CSS</w:t>
             </w:r>
           </w:p>
         </w:tc>
@@ -3105,7 +3343,7 @@
                 <w:sz w:val="20"/>
                 <w:szCs w:val="20"/>
               </w:rPr>
-              <w:t>Navigazione SPA con URL semantici per ogni pagina.</w:t>
+              <w:t>Utility-first per uno stile rapido, consistente e responsivo.</w:t>
             </w:r>
           </w:p>
         </w:tc>
@@ -3130,7 +3368,7 @@
                 <w:sz w:val="21"/>
                 <w:szCs w:val="21"/>
               </w:rPr>
-              <w:t>Xior</w:t>
+              <w:t>React Router v6</w:t>
             </w:r>
           </w:p>
         </w:tc>
@@ -3151,6 +3389,54 @@
                 <w:sz w:val="20"/>
                 <w:szCs w:val="20"/>
               </w:rPr>
+              <w:t>Navigazione SPA con URL semantici per ogni pagina.</w:t>
+            </w:r>
+          </w:p>
+        </w:tc>
+      </w:tr>
+      <w:tr>
+        <w:tc>
+          <w:tcPr>
+            <w:tcW w:w="3000" w:type="dxa"/>
+            <w:tcMar>
+              <w:top w:w="60" w:type="dxa"/>
+              <w:left w:w="120" w:type="dxa"/>
+              <w:bottom w:w="60" w:type="dxa"/>
+              <w:right w:w="120" w:type="dxa"/>
+            </w:tcMar>
+          </w:tcPr>
+          <w:p>
+            <w:proofErr w:type="spellStart"/>
+            <w:r>
+              <w:rPr>
+                <w:b/>
+                <w:bCs/>
+                <w:color w:val="14B8A6"/>
+                <w:sz w:val="21"/>
+                <w:szCs w:val="21"/>
+              </w:rPr>
+              <w:t>Xior</w:t>
+            </w:r>
+            <w:proofErr w:type="spellEnd"/>
+          </w:p>
+        </w:tc>
+        <w:tc>
+          <w:tcPr>
+            <w:tcW w:w="6200" w:type="dxa"/>
+            <w:tcMar>
+              <w:top w:w="60" w:type="dxa"/>
+              <w:left w:w="120" w:type="dxa"/>
+              <w:bottom w:w="60" w:type="dxa"/>
+              <w:right w:w="120" w:type="dxa"/>
+            </w:tcMar>
+          </w:tcPr>
+          <w:p>
+            <w:r>
+              <w:rPr>
+                <w:color w:val="555555"/>
+                <w:sz w:val="20"/>
+                <w:szCs w:val="20"/>
+              </w:rPr>
               <w:t>Client HTTP per le chiamate alle API REST con gestione del token JWT.</w:t>
             </w:r>
             <w:r>
@@ -3193,9 +3479,17 @@
           <w:color w:val="0D1B2A"/>
         </w:rPr>
         <w:lastRenderedPageBreak/>
-        <w:t>2.2 Backend</w:t>
+        <w:t xml:space="preserve">2.2 </w:t>
+      </w:r>
+      <w:proofErr w:type="spellStart"/>
+      <w:r>
+        <w:rPr>
+          <w:color w:val="0D1B2A"/>
+        </w:rPr>
+        <w:t>Backend</w:t>
       </w:r>
       <w:bookmarkEnd w:id="6"/>
+      <w:proofErr w:type="spellEnd"/>
     </w:p>
     <w:tbl>
       <w:tblPr>
@@ -3305,7 +3599,25 @@
                 <w:sz w:val="20"/>
                 <w:szCs w:val="20"/>
               </w:rPr>
-              <w:t>Runtime JS lato server, coerente con il frontend e ottimo per I/O asincrono.</w:t>
+              <w:t xml:space="preserve">Runtime JS lato server, coerente con il </w:t>
+            </w:r>
+            <w:proofErr w:type="spellStart"/>
+            <w:r>
+              <w:rPr>
+                <w:color w:val="555555"/>
+                <w:sz w:val="20"/>
+                <w:szCs w:val="20"/>
+              </w:rPr>
+              <w:t>frontend</w:t>
+            </w:r>
+            <w:proofErr w:type="spellEnd"/>
+            <w:r>
+              <w:rPr>
+                <w:color w:val="555555"/>
+                <w:sz w:val="20"/>
+                <w:szCs w:val="20"/>
+              </w:rPr>
+              <w:t xml:space="preserve"> e ottimo per I/O asincrono.</w:t>
             </w:r>
             <w:r>
               <w:rPr>
@@ -3319,7 +3631,23 @@
                 <w:sz w:val="20"/>
                 <w:szCs w:val="20"/>
               </w:rPr>
-              <w:t>https://www.w3schools.com/nodejs/</w:t>
+              <w:t>https://www.w3schools.com/</w:t>
+            </w:r>
+            <w:proofErr w:type="spellStart"/>
+            <w:r>
+              <w:rPr>
+                <w:sz w:val="20"/>
+                <w:szCs w:val="20"/>
+              </w:rPr>
+              <w:t>nodejs</w:t>
+            </w:r>
+            <w:proofErr w:type="spellEnd"/>
+            <w:r>
+              <w:rPr>
+                <w:sz w:val="20"/>
+                <w:szCs w:val="20"/>
+              </w:rPr>
+              <w:t>/</w:t>
             </w:r>
             <w:r>
               <w:rPr>
@@ -3418,7 +3746,25 @@
                 <w:sz w:val="20"/>
                 <w:szCs w:val="20"/>
               </w:rPr>
-              <w:t>Autenticazione stateless: il token firmato è verificato ad ogni richiesta protetta.</w:t>
+              <w:t xml:space="preserve">Autenticazione </w:t>
+            </w:r>
+            <w:proofErr w:type="spellStart"/>
+            <w:r>
+              <w:rPr>
+                <w:color w:val="555555"/>
+                <w:sz w:val="20"/>
+                <w:szCs w:val="20"/>
+              </w:rPr>
+              <w:t>stateless</w:t>
+            </w:r>
+            <w:proofErr w:type="spellEnd"/>
+            <w:r>
+              <w:rPr>
+                <w:color w:val="555555"/>
+                <w:sz w:val="20"/>
+                <w:szCs w:val="20"/>
+              </w:rPr>
+              <w:t>: il token firmato è verificato ad ogni richiesta protetta.</w:t>
             </w:r>
           </w:p>
         </w:tc>
@@ -3435,6 +3781,7 @@
             </w:tcMar>
           </w:tcPr>
           <w:p>
+            <w:proofErr w:type="spellStart"/>
             <w:r>
               <w:rPr>
                 <w:b/>
@@ -3445,6 +3792,7 @@
               </w:rPr>
               <w:t>Bcrypt</w:t>
             </w:r>
+            <w:proofErr w:type="spellEnd"/>
           </w:p>
         </w:tc>
         <w:tc>
@@ -3489,8 +3837,20 @@
                 <w:sz w:val="21"/>
                 <w:szCs w:val="21"/>
               </w:rPr>
-              <w:t>MySQL / SQLite</w:t>
-            </w:r>
+              <w:t xml:space="preserve">MySQL / </w:t>
+            </w:r>
+            <w:proofErr w:type="spellStart"/>
+            <w:r>
+              <w:rPr>
+                <w:b/>
+                <w:bCs/>
+                <w:color w:val="14B8A6"/>
+                <w:sz w:val="21"/>
+                <w:szCs w:val="21"/>
+              </w:rPr>
+              <w:t>SQLite</w:t>
+            </w:r>
+            <w:proofErr w:type="spellEnd"/>
           </w:p>
         </w:tc>
         <w:tc>
@@ -3510,7 +3870,25 @@
                 <w:sz w:val="20"/>
                 <w:szCs w:val="20"/>
               </w:rPr>
-              <w:t>SQL per sviluppo (SQLite) e produzione (MySQL su Railway/Render).</w:t>
+              <w:t>SQL per sviluppo (</w:t>
+            </w:r>
+            <w:proofErr w:type="spellStart"/>
+            <w:r>
+              <w:rPr>
+                <w:color w:val="555555"/>
+                <w:sz w:val="20"/>
+                <w:szCs w:val="20"/>
+              </w:rPr>
+              <w:t>SQLite</w:t>
+            </w:r>
+            <w:proofErr w:type="spellEnd"/>
+            <w:r>
+              <w:rPr>
+                <w:color w:val="555555"/>
+                <w:sz w:val="20"/>
+                <w:szCs w:val="20"/>
+              </w:rPr>
+              <w:t>) e produzione (MySQL su Railway/Render).</w:t>
             </w:r>
           </w:p>
         </w:tc>
@@ -3546,7 +3924,49 @@
         <w:rPr>
           <w:color w:val="555555"/>
         </w:rPr>
-        <w:t>Il sistema segue un'architettura client-server a tre livelli: frontend React nel browser, backend Node.js/Express sul server, database SQL per la persistenza.</w:t>
+        <w:t xml:space="preserve">Il sistema segue un'architettura </w:t>
+      </w:r>
+      <w:proofErr w:type="spellStart"/>
+      <w:r>
+        <w:rPr>
+          <w:color w:val="555555"/>
+        </w:rPr>
+        <w:t>client-server</w:t>
+      </w:r>
+      <w:proofErr w:type="spellEnd"/>
+      <w:r>
+        <w:rPr>
+          <w:color w:val="555555"/>
+        </w:rPr>
+        <w:t xml:space="preserve"> a tre livelli: </w:t>
+      </w:r>
+      <w:proofErr w:type="spellStart"/>
+      <w:r>
+        <w:rPr>
+          <w:color w:val="555555"/>
+        </w:rPr>
+        <w:t>frontend</w:t>
+      </w:r>
+      <w:proofErr w:type="spellEnd"/>
+      <w:r>
+        <w:rPr>
+          <w:color w:val="555555"/>
+        </w:rPr>
+        <w:t xml:space="preserve"> React nel browser, </w:t>
+      </w:r>
+      <w:proofErr w:type="spellStart"/>
+      <w:r>
+        <w:rPr>
+          <w:color w:val="555555"/>
+        </w:rPr>
+        <w:t>backend</w:t>
+      </w:r>
+      <w:proofErr w:type="spellEnd"/>
+      <w:r>
+        <w:rPr>
+          <w:color w:val="555555"/>
+        </w:rPr>
+        <w:t xml:space="preserve"> Node.js/Express sul server, database SQL per la persistenza.</w:t>
       </w:r>
     </w:p>
     <w:p>
@@ -3632,6 +4052,7 @@
               </w:rPr>
               <w:t xml:space="preserve">1. Il componente React chiama </w:t>
             </w:r>
+            <w:proofErr w:type="spellStart"/>
             <w:r>
               <w:rPr>
                 <w:color w:val="555555"/>
@@ -3640,6 +4061,7 @@
               </w:rPr>
               <w:t>Xior</w:t>
             </w:r>
+            <w:proofErr w:type="spellEnd"/>
             <w:r>
               <w:rPr>
                 <w:color w:val="555555"/>
@@ -3677,6 +4099,7 @@
               </w:rPr>
               <w:t xml:space="preserve">2. </w:t>
             </w:r>
+            <w:proofErr w:type="spellStart"/>
             <w:r>
               <w:rPr>
                 <w:color w:val="555555"/>
@@ -3685,14 +4108,43 @@
               </w:rPr>
               <w:t>Xior</w:t>
             </w:r>
-            <w:r>
-              <w:rPr>
-                <w:color w:val="555555"/>
-                <w:sz w:val="20"/>
-                <w:szCs w:val="20"/>
-              </w:rPr>
-              <w:t xml:space="preserve"> aggiunge il JWT token nell'header Authorization</w:t>
-            </w:r>
+            <w:proofErr w:type="spellEnd"/>
+            <w:r>
+              <w:rPr>
+                <w:color w:val="555555"/>
+                <w:sz w:val="20"/>
+                <w:szCs w:val="20"/>
+              </w:rPr>
+              <w:t xml:space="preserve"> aggiunge il JWT token nell'</w:t>
+            </w:r>
+            <w:proofErr w:type="spellStart"/>
+            <w:r>
+              <w:rPr>
+                <w:color w:val="555555"/>
+                <w:sz w:val="20"/>
+                <w:szCs w:val="20"/>
+              </w:rPr>
+              <w:t>header</w:t>
+            </w:r>
+            <w:proofErr w:type="spellEnd"/>
+            <w:r>
+              <w:rPr>
+                <w:color w:val="555555"/>
+                <w:sz w:val="20"/>
+                <w:szCs w:val="20"/>
+              </w:rPr>
+              <w:t xml:space="preserve"> </w:t>
+            </w:r>
+            <w:proofErr w:type="spellStart"/>
+            <w:r>
+              <w:rPr>
+                <w:color w:val="555555"/>
+                <w:sz w:val="20"/>
+                <w:szCs w:val="20"/>
+              </w:rPr>
+              <w:t>Authorization</w:t>
+            </w:r>
+            <w:proofErr w:type="spellEnd"/>
           </w:p>
         </w:tc>
       </w:tr>
@@ -3720,7 +4172,43 @@
                 <w:sz w:val="20"/>
                 <w:szCs w:val="20"/>
               </w:rPr>
-              <w:t>3. Express riceve la richiesta e la passa ai middleware (auth, validation)</w:t>
+              <w:t>3. Express riceve la richiesta e la passa ai middleware (</w:t>
+            </w:r>
+            <w:proofErr w:type="spellStart"/>
+            <w:r>
+              <w:rPr>
+                <w:color w:val="555555"/>
+                <w:sz w:val="20"/>
+                <w:szCs w:val="20"/>
+              </w:rPr>
+              <w:t>auth</w:t>
+            </w:r>
+            <w:proofErr w:type="spellEnd"/>
+            <w:r>
+              <w:rPr>
+                <w:color w:val="555555"/>
+                <w:sz w:val="20"/>
+                <w:szCs w:val="20"/>
+              </w:rPr>
+              <w:t xml:space="preserve">, </w:t>
+            </w:r>
+            <w:proofErr w:type="spellStart"/>
+            <w:r>
+              <w:rPr>
+                <w:color w:val="555555"/>
+                <w:sz w:val="20"/>
+                <w:szCs w:val="20"/>
+              </w:rPr>
+              <w:t>validation</w:t>
+            </w:r>
+            <w:proofErr w:type="spellEnd"/>
+            <w:r>
+              <w:rPr>
+                <w:color w:val="555555"/>
+                <w:sz w:val="20"/>
+                <w:szCs w:val="20"/>
+              </w:rPr>
+              <w:t>)</w:t>
             </w:r>
           </w:p>
         </w:tc>
@@ -3801,7 +4289,21 @@
         <w:rPr>
           <w:color w:val="0D1B2A"/>
         </w:rPr>
-        <w:t>4. Frontend (Fase 1)</w:t>
+        <w:t xml:space="preserve">4. </w:t>
+      </w:r>
+      <w:proofErr w:type="spellStart"/>
+      <w:r>
+        <w:rPr>
+          <w:color w:val="0D1B2A"/>
+        </w:rPr>
+        <w:t>Frontend</w:t>
+      </w:r>
+      <w:proofErr w:type="spellEnd"/>
+      <w:r>
+        <w:rPr>
+          <w:color w:val="0D1B2A"/>
+        </w:rPr>
+        <w:t xml:space="preserve"> (Fase 1)</w:t>
       </w:r>
       <w:bookmarkEnd w:id="8"/>
     </w:p>
@@ -3849,7 +4351,35 @@
         <w:rPr>
           <w:color w:val="555555"/>
         </w:rPr>
-        <w:t>Hero section con immagine full-width, nome hotel e CTA.</w:t>
+        <w:t xml:space="preserve">Hero </w:t>
+      </w:r>
+      <w:proofErr w:type="spellStart"/>
+      <w:r>
+        <w:rPr>
+          <w:color w:val="555555"/>
+        </w:rPr>
+        <w:t>section</w:t>
+      </w:r>
+      <w:proofErr w:type="spellEnd"/>
+      <w:r>
+        <w:rPr>
+          <w:color w:val="555555"/>
+        </w:rPr>
+        <w:t xml:space="preserve"> con immagine full-</w:t>
+      </w:r>
+      <w:proofErr w:type="spellStart"/>
+      <w:r>
+        <w:rPr>
+          <w:color w:val="555555"/>
+        </w:rPr>
+        <w:t>width</w:t>
+      </w:r>
+      <w:proofErr w:type="spellEnd"/>
+      <w:r>
+        <w:rPr>
+          <w:color w:val="555555"/>
+        </w:rPr>
+        <w:t>, nome hotel e CTA.</w:t>
       </w:r>
     </w:p>
     <w:p>
@@ -3931,7 +4461,21 @@
         <w:rPr>
           <w:color w:val="555555"/>
         </w:rPr>
-        <w:t>Filtro per tipologia (standard, deluxe, suite).</w:t>
+        <w:t xml:space="preserve">Filtro per tipologia (standard, </w:t>
+      </w:r>
+      <w:proofErr w:type="spellStart"/>
+      <w:r>
+        <w:rPr>
+          <w:color w:val="555555"/>
+        </w:rPr>
+        <w:t>deluxe</w:t>
+      </w:r>
+      <w:proofErr w:type="spellEnd"/>
+      <w:r>
+        <w:rPr>
+          <w:color w:val="555555"/>
+        </w:rPr>
+        <w:t>, suite).</w:t>
       </w:r>
     </w:p>
     <w:p>
@@ -3998,7 +4542,21 @@
         <w:rPr>
           <w:color w:val="555555"/>
         </w:rPr>
-        <w:t>Form con validazione client-side (nome, email, messaggio).</w:t>
+        <w:t xml:space="preserve">Form con validazione client-side (nome, </w:t>
+      </w:r>
+      <w:proofErr w:type="gramStart"/>
+      <w:r>
+        <w:rPr>
+          <w:color w:val="555555"/>
+        </w:rPr>
+        <w:t>email</w:t>
+      </w:r>
+      <w:proofErr w:type="gramEnd"/>
+      <w:r>
+        <w:rPr>
+          <w:color w:val="555555"/>
+        </w:rPr>
+        <w:t>, messaggio).</w:t>
       </w:r>
       <w:r>
         <w:rPr>
@@ -4080,6 +4638,7 @@
             </w:tcMar>
           </w:tcPr>
           <w:p>
+            <w:proofErr w:type="spellStart"/>
             <w:r>
               <w:rPr>
                 <w:b/>
@@ -4088,7 +4647,18 @@
                 <w:sz w:val="24"/>
                 <w:szCs w:val="24"/>
               </w:rPr>
-              <w:t>src/</w:t>
+              <w:t>src</w:t>
+            </w:r>
+            <w:proofErr w:type="spellEnd"/>
+            <w:r>
+              <w:rPr>
+                <w:b/>
+                <w:bCs/>
+                <w:color w:val="FFFFFF"/>
+                <w:sz w:val="24"/>
+                <w:szCs w:val="24"/>
+              </w:rPr>
+              <w:t>/</w:t>
             </w:r>
           </w:p>
         </w:tc>
@@ -4111,14 +4681,70 @@
             </w:tcMar>
           </w:tcPr>
           <w:p>
-            <w:r>
-              <w:rPr>
-                <w:color w:val="555555"/>
-                <w:sz w:val="20"/>
-                <w:szCs w:val="20"/>
-              </w:rPr>
-              <w:t>components/    # Navbar, Footer, RoomCard, ContactForm</w:t>
-            </w:r>
+            <w:proofErr w:type="spellStart"/>
+            <w:r>
+              <w:rPr>
+                <w:color w:val="555555"/>
+                <w:sz w:val="20"/>
+                <w:szCs w:val="20"/>
+              </w:rPr>
+              <w:t>components</w:t>
+            </w:r>
+            <w:proofErr w:type="spellEnd"/>
+            <w:r>
+              <w:rPr>
+                <w:color w:val="555555"/>
+                <w:sz w:val="20"/>
+                <w:szCs w:val="20"/>
+              </w:rPr>
+              <w:t xml:space="preserve">/    # </w:t>
+            </w:r>
+            <w:proofErr w:type="spellStart"/>
+            <w:r>
+              <w:rPr>
+                <w:color w:val="555555"/>
+                <w:sz w:val="20"/>
+                <w:szCs w:val="20"/>
+              </w:rPr>
+              <w:t>Navbar</w:t>
+            </w:r>
+            <w:proofErr w:type="spellEnd"/>
+            <w:r>
+              <w:rPr>
+                <w:color w:val="555555"/>
+                <w:sz w:val="20"/>
+                <w:szCs w:val="20"/>
+              </w:rPr>
+              <w:t xml:space="preserve">, Footer, </w:t>
+            </w:r>
+            <w:proofErr w:type="spellStart"/>
+            <w:r>
+              <w:rPr>
+                <w:color w:val="555555"/>
+                <w:sz w:val="20"/>
+                <w:szCs w:val="20"/>
+              </w:rPr>
+              <w:t>RoomCard</w:t>
+            </w:r>
+            <w:proofErr w:type="spellEnd"/>
+            <w:r>
+              <w:rPr>
+                <w:color w:val="555555"/>
+                <w:sz w:val="20"/>
+                <w:szCs w:val="20"/>
+              </w:rPr>
+              <w:t xml:space="preserve">, </w:t>
+            </w:r>
+            <w:proofErr w:type="spellStart"/>
+            <w:r>
+              <w:rPr>
+                <w:color w:val="555555"/>
+                <w:sz w:val="20"/>
+                <w:szCs w:val="20"/>
+              </w:rPr>
+              <w:t>ContactForm</w:t>
+            </w:r>
+            <w:proofErr w:type="spellEnd"/>
           </w:p>
         </w:tc>
       </w:tr>
@@ -4146,8 +4772,72 @@
                 <w:sz w:val="20"/>
                 <w:szCs w:val="20"/>
               </w:rPr>
-              <w:t>pages/         # Home.tsx, Rooms.tsx, RoomDetail.tsx, Contact.tsx</w:t>
-            </w:r>
+              <w:t xml:space="preserve">pages/         # </w:t>
+            </w:r>
+            <w:proofErr w:type="spellStart"/>
+            <w:r>
+              <w:rPr>
+                <w:color w:val="555555"/>
+                <w:sz w:val="20"/>
+                <w:szCs w:val="20"/>
+              </w:rPr>
+              <w:t>Home.tsx</w:t>
+            </w:r>
+            <w:proofErr w:type="spellEnd"/>
+            <w:r>
+              <w:rPr>
+                <w:color w:val="555555"/>
+                <w:sz w:val="20"/>
+                <w:szCs w:val="20"/>
+              </w:rPr>
+              <w:t xml:space="preserve">, </w:t>
+            </w:r>
+            <w:proofErr w:type="spellStart"/>
+            <w:r>
+              <w:rPr>
+                <w:color w:val="555555"/>
+                <w:sz w:val="20"/>
+                <w:szCs w:val="20"/>
+              </w:rPr>
+              <w:t>Rooms.tsx</w:t>
+            </w:r>
+            <w:proofErr w:type="spellEnd"/>
+            <w:r>
+              <w:rPr>
+                <w:color w:val="555555"/>
+                <w:sz w:val="20"/>
+                <w:szCs w:val="20"/>
+              </w:rPr>
+              <w:t xml:space="preserve">, </w:t>
+            </w:r>
+            <w:proofErr w:type="spellStart"/>
+            <w:r>
+              <w:rPr>
+                <w:color w:val="555555"/>
+                <w:sz w:val="20"/>
+                <w:szCs w:val="20"/>
+              </w:rPr>
+              <w:t>RoomDetail.tsx</w:t>
+            </w:r>
+            <w:proofErr w:type="spellEnd"/>
+            <w:r>
+              <w:rPr>
+                <w:color w:val="555555"/>
+                <w:sz w:val="20"/>
+                <w:szCs w:val="20"/>
+              </w:rPr>
+              <w:t xml:space="preserve">, </w:t>
+            </w:r>
+            <w:proofErr w:type="spellStart"/>
+            <w:r>
+              <w:rPr>
+                <w:color w:val="555555"/>
+                <w:sz w:val="20"/>
+                <w:szCs w:val="20"/>
+              </w:rPr>
+              <w:t>Contact.tsx</w:t>
+            </w:r>
+            <w:proofErr w:type="spellEnd"/>
           </w:p>
         </w:tc>
       </w:tr>
@@ -4175,7 +4865,25 @@
                 <w:sz w:val="20"/>
                 <w:szCs w:val="20"/>
               </w:rPr>
-              <w:t>hooks/         # useRooms.ts (fetch camere dall'API)</w:t>
+              <w:t xml:space="preserve">hooks/         # </w:t>
+            </w:r>
+            <w:proofErr w:type="spellStart"/>
+            <w:r>
+              <w:rPr>
+                <w:color w:val="555555"/>
+                <w:sz w:val="20"/>
+                <w:szCs w:val="20"/>
+              </w:rPr>
+              <w:t>useRooms.ts</w:t>
+            </w:r>
+            <w:proofErr w:type="spellEnd"/>
+            <w:r>
+              <w:rPr>
+                <w:color w:val="555555"/>
+                <w:sz w:val="20"/>
+                <w:szCs w:val="20"/>
+              </w:rPr>
+              <w:t xml:space="preserve"> (fetch camere dall'API)</w:t>
             </w:r>
           </w:p>
         </w:tc>
@@ -4198,13 +4906,59 @@
             </w:tcMar>
           </w:tcPr>
           <w:p>
-            <w:r>
-              <w:rPr>
-                <w:color w:val="555555"/>
-                <w:sz w:val="20"/>
-                <w:szCs w:val="20"/>
-              </w:rPr>
-              <w:t>types/         # Room, User (TypeScript interfaces)</w:t>
+            <w:proofErr w:type="spellStart"/>
+            <w:r>
+              <w:rPr>
+                <w:color w:val="555555"/>
+                <w:sz w:val="20"/>
+                <w:szCs w:val="20"/>
+              </w:rPr>
+              <w:t>types</w:t>
+            </w:r>
+            <w:proofErr w:type="spellEnd"/>
+            <w:r>
+              <w:rPr>
+                <w:color w:val="555555"/>
+                <w:sz w:val="20"/>
+                <w:szCs w:val="20"/>
+              </w:rPr>
+              <w:t>/         # Room, User (</w:t>
+            </w:r>
+            <w:proofErr w:type="spellStart"/>
+            <w:r>
+              <w:rPr>
+                <w:color w:val="555555"/>
+                <w:sz w:val="20"/>
+                <w:szCs w:val="20"/>
+              </w:rPr>
+              <w:t>TypeScript</w:t>
+            </w:r>
+            <w:proofErr w:type="spellEnd"/>
+            <w:r>
+              <w:rPr>
+                <w:color w:val="555555"/>
+                <w:sz w:val="20"/>
+                <w:szCs w:val="20"/>
+              </w:rPr>
+              <w:t xml:space="preserve"> </w:t>
+            </w:r>
+            <w:proofErr w:type="spellStart"/>
+            <w:r>
+              <w:rPr>
+                <w:color w:val="555555"/>
+                <w:sz w:val="20"/>
+                <w:szCs w:val="20"/>
+              </w:rPr>
+              <w:t>interfaces</w:t>
+            </w:r>
+            <w:proofErr w:type="spellEnd"/>
+            <w:r>
+              <w:rPr>
+                <w:color w:val="555555"/>
+                <w:sz w:val="20"/>
+                <w:szCs w:val="20"/>
+              </w:rPr>
+              <w:t>)</w:t>
             </w:r>
           </w:p>
         </w:tc>
@@ -4227,13 +4981,23 @@
             </w:tcMar>
           </w:tcPr>
           <w:p>
-            <w:r>
-              <w:rPr>
-                <w:color w:val="555555"/>
-                <w:sz w:val="20"/>
-                <w:szCs w:val="20"/>
-              </w:rPr>
-              <w:t>App.tsx        # Router principale</w:t>
+            <w:proofErr w:type="spellStart"/>
+            <w:r>
+              <w:rPr>
+                <w:color w:val="555555"/>
+                <w:sz w:val="20"/>
+                <w:szCs w:val="20"/>
+              </w:rPr>
+              <w:t>App.tsx</w:t>
+            </w:r>
+            <w:proofErr w:type="spellEnd"/>
+            <w:r>
+              <w:rPr>
+                <w:color w:val="555555"/>
+                <w:sz w:val="20"/>
+                <w:szCs w:val="20"/>
+              </w:rPr>
+              <w:t xml:space="preserve">        # Router principale</w:t>
             </w:r>
           </w:p>
         </w:tc>
@@ -4256,7 +5020,21 @@
         <w:rPr>
           <w:color w:val="0D1B2A"/>
         </w:rPr>
-        <w:t>5. Backend &amp; API (Fase 2)</w:t>
+        <w:t xml:space="preserve">5. </w:t>
+      </w:r>
+      <w:proofErr w:type="spellStart"/>
+      <w:r>
+        <w:rPr>
+          <w:color w:val="0D1B2A"/>
+        </w:rPr>
+        <w:t>Backend</w:t>
+      </w:r>
+      <w:proofErr w:type="spellEnd"/>
+      <w:r>
+        <w:rPr>
+          <w:color w:val="0D1B2A"/>
+        </w:rPr>
+        <w:t xml:space="preserve"> &amp; API (Fase 2)</w:t>
       </w:r>
       <w:bookmarkEnd w:id="14"/>
     </w:p>
@@ -4357,6 +5135,7 @@
             </w:tcMar>
           </w:tcPr>
           <w:p>
+            <w:proofErr w:type="gramStart"/>
             <w:r>
               <w:rPr>
                 <w:b/>
@@ -4365,44 +5144,9 @@
                 <w:sz w:val="21"/>
                 <w:szCs w:val="21"/>
               </w:rPr>
-              <w:t>GET  /api/rooms</w:t>
-            </w:r>
-          </w:p>
-        </w:tc>
-        <w:tc>
-          <w:tcPr>
-            <w:tcW w:w="6200" w:type="dxa"/>
-            <w:tcMar>
-              <w:top w:w="60" w:type="dxa"/>
-              <w:left w:w="120" w:type="dxa"/>
-              <w:bottom w:w="60" w:type="dxa"/>
-              <w:right w:w="120" w:type="dxa"/>
-            </w:tcMar>
-          </w:tcPr>
-          <w:p>
-            <w:r>
-              <w:rPr>
-                <w:color w:val="555555"/>
-                <w:sz w:val="20"/>
-                <w:szCs w:val="20"/>
-              </w:rPr>
-              <w:t>Lista tutte le camere (pubblico).</w:t>
-            </w:r>
-          </w:p>
-        </w:tc>
-      </w:tr>
-      <w:tr>
-        <w:tc>
-          <w:tcPr>
-            <w:tcW w:w="3000" w:type="dxa"/>
-            <w:tcMar>
-              <w:top w:w="60" w:type="dxa"/>
-              <w:left w:w="120" w:type="dxa"/>
-              <w:bottom w:w="60" w:type="dxa"/>
-              <w:right w:w="120" w:type="dxa"/>
-            </w:tcMar>
-          </w:tcPr>
-          <w:p>
+              <w:t>GET  /</w:t>
+            </w:r>
+            <w:proofErr w:type="gramEnd"/>
             <w:r>
               <w:rPr>
                 <w:b/>
@@ -4411,7 +5155,7 @@
                 <w:sz w:val="21"/>
                 <w:szCs w:val="21"/>
               </w:rPr>
-              <w:t>GET  /api/rooms/:id</w:t>
+              <w:t>api/rooms</w:t>
             </w:r>
           </w:p>
         </w:tc>
@@ -4432,7 +5176,7 @@
                 <w:sz w:val="20"/>
                 <w:szCs w:val="20"/>
               </w:rPr>
-              <w:t>Dettaglio singola camera (pubblico).</w:t>
+              <w:t>Lista tutte le camere (pubblico).</w:t>
             </w:r>
           </w:p>
         </w:tc>
@@ -4449,6 +5193,7 @@
             </w:tcMar>
           </w:tcPr>
           <w:p>
+            <w:proofErr w:type="gramStart"/>
             <w:r>
               <w:rPr>
                 <w:b/>
@@ -4457,44 +5202,9 @@
                 <w:sz w:val="21"/>
                 <w:szCs w:val="21"/>
               </w:rPr>
-              <w:t>POST /api/rooms</w:t>
-            </w:r>
-          </w:p>
-        </w:tc>
-        <w:tc>
-          <w:tcPr>
-            <w:tcW w:w="6200" w:type="dxa"/>
-            <w:tcMar>
-              <w:top w:w="60" w:type="dxa"/>
-              <w:left w:w="120" w:type="dxa"/>
-              <w:bottom w:w="60" w:type="dxa"/>
-              <w:right w:w="120" w:type="dxa"/>
-            </w:tcMar>
-          </w:tcPr>
-          <w:p>
-            <w:r>
-              <w:rPr>
-                <w:color w:val="555555"/>
-                <w:sz w:val="20"/>
-                <w:szCs w:val="20"/>
-              </w:rPr>
-              <w:t>Crea camera (solo admin).</w:t>
-            </w:r>
-          </w:p>
-        </w:tc>
-      </w:tr>
-      <w:tr>
-        <w:tc>
-          <w:tcPr>
-            <w:tcW w:w="3000" w:type="dxa"/>
-            <w:tcMar>
-              <w:top w:w="60" w:type="dxa"/>
-              <w:left w:w="120" w:type="dxa"/>
-              <w:bottom w:w="60" w:type="dxa"/>
-              <w:right w:w="120" w:type="dxa"/>
-            </w:tcMar>
-          </w:tcPr>
-          <w:p>
+              <w:t>GET  /</w:t>
+            </w:r>
+            <w:proofErr w:type="gramEnd"/>
             <w:r>
               <w:rPr>
                 <w:b/>
@@ -4503,7 +5213,7 @@
                 <w:sz w:val="21"/>
                 <w:szCs w:val="21"/>
               </w:rPr>
-              <w:t>PUT  /api/rooms/:id</w:t>
+              <w:t>api/rooms/:id</w:t>
             </w:r>
           </w:p>
         </w:tc>
@@ -4524,7 +5234,7 @@
                 <w:sz w:val="20"/>
                 <w:szCs w:val="20"/>
               </w:rPr>
-              <w:t>Modifica camera (solo admin).</w:t>
+              <w:t>Dettaglio singola camera (pubblico).</w:t>
             </w:r>
           </w:p>
         </w:tc>
@@ -4549,7 +5259,7 @@
                 <w:sz w:val="21"/>
                 <w:szCs w:val="21"/>
               </w:rPr>
-              <w:t>DELETE /api/rooms/:id</w:t>
+              <w:t>POST /api/rooms</w:t>
             </w:r>
           </w:p>
         </w:tc>
@@ -4570,7 +5280,7 @@
                 <w:sz w:val="20"/>
                 <w:szCs w:val="20"/>
               </w:rPr>
-              <w:t>Elimina camera (solo admin).</w:t>
+              <w:t>Crea camera (solo admin).</w:t>
             </w:r>
           </w:p>
         </w:tc>
@@ -4587,6 +5297,7 @@
             </w:tcMar>
           </w:tcPr>
           <w:p>
+            <w:proofErr w:type="gramStart"/>
             <w:r>
               <w:rPr>
                 <w:b/>
@@ -4595,7 +5306,132 @@
                 <w:sz w:val="21"/>
                 <w:szCs w:val="21"/>
               </w:rPr>
-              <w:t>POST /auth/login</w:t>
+              <w:t>PUT  /</w:t>
+            </w:r>
+            <w:proofErr w:type="gramEnd"/>
+            <w:r>
+              <w:rPr>
+                <w:b/>
+                <w:bCs/>
+                <w:color w:val="14B8A6"/>
+                <w:sz w:val="21"/>
+                <w:szCs w:val="21"/>
+              </w:rPr>
+              <w:t>api/rooms/:id</w:t>
+            </w:r>
+          </w:p>
+        </w:tc>
+        <w:tc>
+          <w:tcPr>
+            <w:tcW w:w="6200" w:type="dxa"/>
+            <w:tcMar>
+              <w:top w:w="60" w:type="dxa"/>
+              <w:left w:w="120" w:type="dxa"/>
+              <w:bottom w:w="60" w:type="dxa"/>
+              <w:right w:w="120" w:type="dxa"/>
+            </w:tcMar>
+          </w:tcPr>
+          <w:p>
+            <w:r>
+              <w:rPr>
+                <w:color w:val="555555"/>
+                <w:sz w:val="20"/>
+                <w:szCs w:val="20"/>
+              </w:rPr>
+              <w:t>Modifica camera (solo admin).</w:t>
+            </w:r>
+          </w:p>
+        </w:tc>
+      </w:tr>
+      <w:tr>
+        <w:tc>
+          <w:tcPr>
+            <w:tcW w:w="3000" w:type="dxa"/>
+            <w:tcMar>
+              <w:top w:w="60" w:type="dxa"/>
+              <w:left w:w="120" w:type="dxa"/>
+              <w:bottom w:w="60" w:type="dxa"/>
+              <w:right w:w="120" w:type="dxa"/>
+            </w:tcMar>
+          </w:tcPr>
+          <w:p>
+            <w:r>
+              <w:rPr>
+                <w:b/>
+                <w:bCs/>
+                <w:color w:val="14B8A6"/>
+                <w:sz w:val="21"/>
+                <w:szCs w:val="21"/>
+              </w:rPr>
+              <w:t>DELETE /api/rooms/:id</w:t>
+            </w:r>
+          </w:p>
+        </w:tc>
+        <w:tc>
+          <w:tcPr>
+            <w:tcW w:w="6200" w:type="dxa"/>
+            <w:tcMar>
+              <w:top w:w="60" w:type="dxa"/>
+              <w:left w:w="120" w:type="dxa"/>
+              <w:bottom w:w="60" w:type="dxa"/>
+              <w:right w:w="120" w:type="dxa"/>
+            </w:tcMar>
+          </w:tcPr>
+          <w:p>
+            <w:r>
+              <w:rPr>
+                <w:color w:val="555555"/>
+                <w:sz w:val="20"/>
+                <w:szCs w:val="20"/>
+              </w:rPr>
+              <w:t>Elimina camera (solo admin).</w:t>
+            </w:r>
+          </w:p>
+        </w:tc>
+      </w:tr>
+      <w:tr>
+        <w:tc>
+          <w:tcPr>
+            <w:tcW w:w="3000" w:type="dxa"/>
+            <w:tcMar>
+              <w:top w:w="60" w:type="dxa"/>
+              <w:left w:w="120" w:type="dxa"/>
+              <w:bottom w:w="60" w:type="dxa"/>
+              <w:right w:w="120" w:type="dxa"/>
+            </w:tcMar>
+          </w:tcPr>
+          <w:p>
+            <w:r>
+              <w:rPr>
+                <w:b/>
+                <w:bCs/>
+                <w:color w:val="14B8A6"/>
+                <w:sz w:val="21"/>
+                <w:szCs w:val="21"/>
+              </w:rPr>
+              <w:t>POST /</w:t>
+            </w:r>
+            <w:proofErr w:type="spellStart"/>
+            <w:r>
+              <w:rPr>
+                <w:b/>
+                <w:bCs/>
+                <w:color w:val="14B8A6"/>
+                <w:sz w:val="21"/>
+                <w:szCs w:val="21"/>
+              </w:rPr>
+              <w:t>auth</w:t>
+            </w:r>
+            <w:proofErr w:type="spellEnd"/>
+            <w:r>
+              <w:rPr>
+                <w:b/>
+                <w:bCs/>
+                <w:color w:val="14B8A6"/>
+                <w:sz w:val="21"/>
+                <w:szCs w:val="21"/>
+              </w:rPr>
+              <w:t>/login</w:t>
             </w:r>
           </w:p>
         </w:tc>
@@ -4649,11 +5485,19 @@
         </w:numPr>
         <w:spacing w:before="40" w:after="40"/>
       </w:pPr>
-      <w:r>
-        <w:rPr>
-          <w:color w:val="555555"/>
-        </w:rPr>
-        <w:t>authMiddleware: verifica il JWT token in ogni richiesta protetta.</w:t>
+      <w:proofErr w:type="spellStart"/>
+      <w:r>
+        <w:rPr>
+          <w:color w:val="555555"/>
+        </w:rPr>
+        <w:t>authMiddleware</w:t>
+      </w:r>
+      <w:proofErr w:type="spellEnd"/>
+      <w:r>
+        <w:rPr>
+          <w:color w:val="555555"/>
+        </w:rPr>
+        <w:t>: verifica il JWT token in ogni richiesta protetta.</w:t>
       </w:r>
     </w:p>
     <w:p>
@@ -4665,11 +5509,19 @@
         </w:numPr>
         <w:spacing w:before="40" w:after="40"/>
       </w:pPr>
-      <w:r>
-        <w:rPr>
-          <w:color w:val="555555"/>
-        </w:rPr>
-        <w:t>adminMiddleware: controlla il ruolo admin prima di operazioni CRUD.</w:t>
+      <w:proofErr w:type="spellStart"/>
+      <w:r>
+        <w:rPr>
+          <w:color w:val="555555"/>
+        </w:rPr>
+        <w:t>adminMiddleware</w:t>
+      </w:r>
+      <w:proofErr w:type="spellEnd"/>
+      <w:r>
+        <w:rPr>
+          <w:color w:val="555555"/>
+        </w:rPr>
+        <w:t>: controlla il ruolo admin prima di operazioni CRUD.</w:t>
       </w:r>
     </w:p>
     <w:p>
@@ -4681,11 +5533,19 @@
         </w:numPr>
         <w:spacing w:before="40" w:after="40"/>
       </w:pPr>
-      <w:r>
-        <w:rPr>
-          <w:color w:val="555555"/>
-        </w:rPr>
-        <w:t>errorMiddleware: gestione centralizzata degli errori con JSON strutturato.</w:t>
+      <w:proofErr w:type="spellStart"/>
+      <w:r>
+        <w:rPr>
+          <w:color w:val="555555"/>
+        </w:rPr>
+        <w:t>errorMiddleware</w:t>
+      </w:r>
+      <w:proofErr w:type="spellEnd"/>
+      <w:r>
+        <w:rPr>
+          <w:color w:val="555555"/>
+        </w:rPr>
+        <w:t>: gestione centralizzata degli errori con JSON strutturato.</w:t>
       </w:r>
     </w:p>
     <w:p>
@@ -4845,7 +5705,25 @@
                 <w:szCs w:val="20"/>
               </w:rPr>
               <w:lastRenderedPageBreak/>
-              <w:t>name          VARCHAR(255) NOT NULL</w:t>
+              <w:t xml:space="preserve">name          </w:t>
+            </w:r>
+            <w:proofErr w:type="gramStart"/>
+            <w:r>
+              <w:rPr>
+                <w:color w:val="555555"/>
+                <w:sz w:val="20"/>
+                <w:szCs w:val="20"/>
+              </w:rPr>
+              <w:t>VARCHAR(</w:t>
+            </w:r>
+            <w:proofErr w:type="gramEnd"/>
+            <w:r>
+              <w:rPr>
+                <w:color w:val="555555"/>
+                <w:sz w:val="20"/>
+                <w:szCs w:val="20"/>
+              </w:rPr>
+              <w:t>255) NOT NULL</w:t>
             </w:r>
           </w:p>
         </w:tc>
@@ -4868,13 +5746,41 @@
             </w:tcMar>
           </w:tcPr>
           <w:p>
-            <w:r>
-              <w:rPr>
-                <w:color w:val="555555"/>
-                <w:sz w:val="20"/>
-                <w:szCs w:val="20"/>
-              </w:rPr>
-              <w:t>type          ENUM('standard','deluxe','suite')</w:t>
+            <w:proofErr w:type="spellStart"/>
+            <w:r>
+              <w:rPr>
+                <w:color w:val="555555"/>
+                <w:sz w:val="20"/>
+                <w:szCs w:val="20"/>
+              </w:rPr>
+              <w:t>type</w:t>
+            </w:r>
+            <w:proofErr w:type="spellEnd"/>
+            <w:r>
+              <w:rPr>
+                <w:color w:val="555555"/>
+                <w:sz w:val="20"/>
+                <w:szCs w:val="20"/>
+              </w:rPr>
+              <w:t xml:space="preserve">          ENUM('standard','</w:t>
+            </w:r>
+            <w:proofErr w:type="spellStart"/>
+            <w:r>
+              <w:rPr>
+                <w:color w:val="555555"/>
+                <w:sz w:val="20"/>
+                <w:szCs w:val="20"/>
+              </w:rPr>
+              <w:t>deluxe</w:t>
+            </w:r>
+            <w:proofErr w:type="spellEnd"/>
+            <w:r>
+              <w:rPr>
+                <w:color w:val="555555"/>
+                <w:sz w:val="20"/>
+                <w:szCs w:val="20"/>
+              </w:rPr>
+              <w:t>','suite')</w:t>
             </w:r>
           </w:p>
         </w:tc>
@@ -4897,13 +5803,41 @@
             </w:tcMar>
           </w:tcPr>
           <w:p>
-            <w:r>
-              <w:rPr>
-                <w:color w:val="555555"/>
-                <w:sz w:val="20"/>
-                <w:szCs w:val="20"/>
-              </w:rPr>
-              <w:t>price_per_night DECIMAL(10,2) NOT NULL</w:t>
+            <w:proofErr w:type="spellStart"/>
+            <w:r>
+              <w:rPr>
+                <w:color w:val="555555"/>
+                <w:sz w:val="20"/>
+                <w:szCs w:val="20"/>
+              </w:rPr>
+              <w:t>price_per_night</w:t>
+            </w:r>
+            <w:proofErr w:type="spellEnd"/>
+            <w:r>
+              <w:rPr>
+                <w:color w:val="555555"/>
+                <w:sz w:val="20"/>
+                <w:szCs w:val="20"/>
+              </w:rPr>
+              <w:t xml:space="preserve"> </w:t>
+            </w:r>
+            <w:proofErr w:type="gramStart"/>
+            <w:r>
+              <w:rPr>
+                <w:color w:val="555555"/>
+                <w:sz w:val="20"/>
+                <w:szCs w:val="20"/>
+              </w:rPr>
+              <w:t>DECIMAL(</w:t>
+            </w:r>
+            <w:proofErr w:type="gramEnd"/>
+            <w:r>
+              <w:rPr>
+                <w:color w:val="555555"/>
+                <w:sz w:val="20"/>
+                <w:szCs w:val="20"/>
+              </w:rPr>
+              <w:t>10,2) NOT NULL</w:t>
             </w:r>
           </w:p>
         </w:tc>
@@ -4926,13 +5860,23 @@
             </w:tcMar>
           </w:tcPr>
           <w:p>
-            <w:r>
-              <w:rPr>
-                <w:color w:val="555555"/>
-                <w:sz w:val="20"/>
-                <w:szCs w:val="20"/>
-              </w:rPr>
-              <w:t>description   TEXT</w:t>
+            <w:proofErr w:type="spellStart"/>
+            <w:r>
+              <w:rPr>
+                <w:color w:val="555555"/>
+                <w:sz w:val="20"/>
+                <w:szCs w:val="20"/>
+              </w:rPr>
+              <w:t>description</w:t>
+            </w:r>
+            <w:proofErr w:type="spellEnd"/>
+            <w:r>
+              <w:rPr>
+                <w:color w:val="555555"/>
+                <w:sz w:val="20"/>
+                <w:szCs w:val="20"/>
+              </w:rPr>
+              <w:t xml:space="preserve">   TEXT</w:t>
             </w:r>
           </w:p>
         </w:tc>
@@ -4955,13 +5899,41 @@
             </w:tcMar>
           </w:tcPr>
           <w:p>
-            <w:r>
-              <w:rPr>
-                <w:color w:val="555555"/>
-                <w:sz w:val="20"/>
-                <w:szCs w:val="20"/>
-              </w:rPr>
-              <w:t>image_url     VARCHAR(500)</w:t>
+            <w:proofErr w:type="spellStart"/>
+            <w:r>
+              <w:rPr>
+                <w:color w:val="555555"/>
+                <w:sz w:val="20"/>
+                <w:szCs w:val="20"/>
+              </w:rPr>
+              <w:t>image_url</w:t>
+            </w:r>
+            <w:proofErr w:type="spellEnd"/>
+            <w:r>
+              <w:rPr>
+                <w:color w:val="555555"/>
+                <w:sz w:val="20"/>
+                <w:szCs w:val="20"/>
+              </w:rPr>
+              <w:t xml:space="preserve">     </w:t>
+            </w:r>
+            <w:proofErr w:type="gramStart"/>
+            <w:r>
+              <w:rPr>
+                <w:color w:val="555555"/>
+                <w:sz w:val="20"/>
+                <w:szCs w:val="20"/>
+              </w:rPr>
+              <w:t>VARCHAR(</w:t>
+            </w:r>
+            <w:proofErr w:type="gramEnd"/>
+            <w:r>
+              <w:rPr>
+                <w:color w:val="555555"/>
+                <w:sz w:val="20"/>
+                <w:szCs w:val="20"/>
+              </w:rPr>
+              <w:t>500)</w:t>
             </w:r>
           </w:p>
         </w:tc>
@@ -4984,14 +5956,34 @@
             </w:tcMar>
           </w:tcPr>
           <w:p>
-            <w:r>
-              <w:rPr>
-                <w:color w:val="555555"/>
-                <w:sz w:val="20"/>
-                <w:szCs w:val="20"/>
-              </w:rPr>
-              <w:t>available     BOOLEAN DEFAULT true</w:t>
-            </w:r>
+            <w:proofErr w:type="spellStart"/>
+            <w:r>
+              <w:rPr>
+                <w:color w:val="555555"/>
+                <w:sz w:val="20"/>
+                <w:szCs w:val="20"/>
+              </w:rPr>
+              <w:t>available</w:t>
+            </w:r>
+            <w:proofErr w:type="spellEnd"/>
+            <w:r>
+              <w:rPr>
+                <w:color w:val="555555"/>
+                <w:sz w:val="20"/>
+                <w:szCs w:val="20"/>
+              </w:rPr>
+              <w:t xml:space="preserve">     BOOLEAN DEFAULT </w:t>
+            </w:r>
+            <w:proofErr w:type="spellStart"/>
+            <w:r>
+              <w:rPr>
+                <w:color w:val="555555"/>
+                <w:sz w:val="20"/>
+                <w:szCs w:val="20"/>
+              </w:rPr>
+              <w:t>true</w:t>
+            </w:r>
+            <w:proofErr w:type="spellEnd"/>
           </w:p>
         </w:tc>
       </w:tr>
@@ -5113,13 +6105,41 @@
             </w:tcMar>
           </w:tcPr>
           <w:p>
-            <w:r>
-              <w:rPr>
-                <w:color w:val="555555"/>
-                <w:sz w:val="20"/>
-                <w:szCs w:val="20"/>
-              </w:rPr>
-              <w:t>email         VARCHAR(255) UNIQUE NOT NULL</w:t>
+            <w:proofErr w:type="gramStart"/>
+            <w:r>
+              <w:rPr>
+                <w:color w:val="555555"/>
+                <w:sz w:val="20"/>
+                <w:szCs w:val="20"/>
+              </w:rPr>
+              <w:t>email</w:t>
+            </w:r>
+            <w:proofErr w:type="gramEnd"/>
+            <w:r>
+              <w:rPr>
+                <w:color w:val="555555"/>
+                <w:sz w:val="20"/>
+                <w:szCs w:val="20"/>
+              </w:rPr>
+              <w:t xml:space="preserve">         </w:t>
+            </w:r>
+            <w:proofErr w:type="gramStart"/>
+            <w:r>
+              <w:rPr>
+                <w:color w:val="555555"/>
+                <w:sz w:val="20"/>
+                <w:szCs w:val="20"/>
+              </w:rPr>
+              <w:t>VARCHAR(</w:t>
+            </w:r>
+            <w:proofErr w:type="gramEnd"/>
+            <w:r>
+              <w:rPr>
+                <w:color w:val="555555"/>
+                <w:sz w:val="20"/>
+                <w:szCs w:val="20"/>
+              </w:rPr>
+              <w:t>255) UNIQUE NOT NULL</w:t>
             </w:r>
           </w:p>
         </w:tc>
@@ -5142,13 +6162,41 @@
             </w:tcMar>
           </w:tcPr>
           <w:p>
-            <w:r>
-              <w:rPr>
-                <w:color w:val="555555"/>
-                <w:sz w:val="20"/>
-                <w:szCs w:val="20"/>
-              </w:rPr>
-              <w:t>password_hash VARCHAR(255) NOT NULL</w:t>
+            <w:proofErr w:type="spellStart"/>
+            <w:r>
+              <w:rPr>
+                <w:color w:val="555555"/>
+                <w:sz w:val="20"/>
+                <w:szCs w:val="20"/>
+              </w:rPr>
+              <w:t>password_hash</w:t>
+            </w:r>
+            <w:proofErr w:type="spellEnd"/>
+            <w:r>
+              <w:rPr>
+                <w:color w:val="555555"/>
+                <w:sz w:val="20"/>
+                <w:szCs w:val="20"/>
+              </w:rPr>
+              <w:t xml:space="preserve"> </w:t>
+            </w:r>
+            <w:proofErr w:type="gramStart"/>
+            <w:r>
+              <w:rPr>
+                <w:color w:val="555555"/>
+                <w:sz w:val="20"/>
+                <w:szCs w:val="20"/>
+              </w:rPr>
+              <w:t>VARCHAR(</w:t>
+            </w:r>
+            <w:proofErr w:type="gramEnd"/>
+            <w:r>
+              <w:rPr>
+                <w:color w:val="555555"/>
+                <w:sz w:val="20"/>
+                <w:szCs w:val="20"/>
+              </w:rPr>
+              <w:t>255) NOT NULL</w:t>
             </w:r>
           </w:p>
         </w:tc>
@@ -5171,13 +6219,23 @@
             </w:tcMar>
           </w:tcPr>
           <w:p>
-            <w:r>
-              <w:rPr>
-                <w:color w:val="555555"/>
-                <w:sz w:val="20"/>
-                <w:szCs w:val="20"/>
-              </w:rPr>
-              <w:t>role          ENUM('admin') DEFAULT 'admin'</w:t>
+            <w:proofErr w:type="spellStart"/>
+            <w:r>
+              <w:rPr>
+                <w:color w:val="555555"/>
+                <w:sz w:val="20"/>
+                <w:szCs w:val="20"/>
+              </w:rPr>
+              <w:t>role</w:t>
+            </w:r>
+            <w:proofErr w:type="spellEnd"/>
+            <w:r>
+              <w:rPr>
+                <w:color w:val="555555"/>
+                <w:sz w:val="20"/>
+                <w:szCs w:val="20"/>
+              </w:rPr>
+              <w:t xml:space="preserve">          ENUM('admin') DEFAULT 'admin'</w:t>
             </w:r>
           </w:p>
         </w:tc>
@@ -5200,13 +6258,23 @@
             </w:tcMar>
           </w:tcPr>
           <w:p>
-            <w:r>
-              <w:rPr>
-                <w:color w:val="555555"/>
-                <w:sz w:val="20"/>
-                <w:szCs w:val="20"/>
-              </w:rPr>
-              <w:t>created_at    TIMESTAMP DEFAULT CURRENT_TIMESTAMP</w:t>
+            <w:proofErr w:type="spellStart"/>
+            <w:r>
+              <w:rPr>
+                <w:color w:val="555555"/>
+                <w:sz w:val="20"/>
+                <w:szCs w:val="20"/>
+              </w:rPr>
+              <w:t>created_at</w:t>
+            </w:r>
+            <w:proofErr w:type="spellEnd"/>
+            <w:r>
+              <w:rPr>
+                <w:color w:val="555555"/>
+                <w:sz w:val="20"/>
+                <w:szCs w:val="20"/>
+              </w:rPr>
+              <w:t xml:space="preserve">    TIMESTAMP DEFAULT CURRENT_TIMESTAMP</w:t>
             </w:r>
           </w:p>
         </w:tc>
@@ -5276,7 +6344,35 @@
         <w:rPr>
           <w:color w:val="555555"/>
         </w:rPr>
-        <w:t>L'admin invia email e password al POST /auth/login.</w:t>
+        <w:t xml:space="preserve">L'admin invia </w:t>
+      </w:r>
+      <w:proofErr w:type="gramStart"/>
+      <w:r>
+        <w:rPr>
+          <w:color w:val="555555"/>
+        </w:rPr>
+        <w:t>email</w:t>
+      </w:r>
+      <w:proofErr w:type="gramEnd"/>
+      <w:r>
+        <w:rPr>
+          <w:color w:val="555555"/>
+        </w:rPr>
+        <w:t xml:space="preserve"> e password al POST /</w:t>
+      </w:r>
+      <w:proofErr w:type="spellStart"/>
+      <w:r>
+        <w:rPr>
+          <w:color w:val="555555"/>
+        </w:rPr>
+        <w:t>auth</w:t>
+      </w:r>
+      <w:proofErr w:type="spellEnd"/>
+      <w:r>
+        <w:rPr>
+          <w:color w:val="555555"/>
+        </w:rPr>
+        <w:t>/login.</w:t>
       </w:r>
     </w:p>
     <w:p>
@@ -5292,7 +6388,21 @@
         <w:rPr>
           <w:color w:val="555555"/>
         </w:rPr>
-        <w:t>Il server verifica la password con Bcrypt.</w:t>
+        <w:t xml:space="preserve">Il server verifica la password con </w:t>
+      </w:r>
+      <w:proofErr w:type="spellStart"/>
+      <w:r>
+        <w:rPr>
+          <w:color w:val="555555"/>
+        </w:rPr>
+        <w:t>Bcrypt</w:t>
+      </w:r>
+      <w:proofErr w:type="spellEnd"/>
+      <w:r>
+        <w:rPr>
+          <w:color w:val="555555"/>
+        </w:rPr>
+        <w:t>.</w:t>
       </w:r>
     </w:p>
     <w:p>
@@ -5308,7 +6418,35 @@
         <w:rPr>
           <w:color w:val="555555"/>
         </w:rPr>
-        <w:t>Se corretta, genera un JWT firmato con userId, role e scadenza.</w:t>
+        <w:t xml:space="preserve">Se corretta, genera un JWT firmato con </w:t>
+      </w:r>
+      <w:proofErr w:type="spellStart"/>
+      <w:r>
+        <w:rPr>
+          <w:color w:val="555555"/>
+        </w:rPr>
+        <w:t>userId</w:t>
+      </w:r>
+      <w:proofErr w:type="spellEnd"/>
+      <w:r>
+        <w:rPr>
+          <w:color w:val="555555"/>
+        </w:rPr>
+        <w:t xml:space="preserve">, </w:t>
+      </w:r>
+      <w:proofErr w:type="spellStart"/>
+      <w:r>
+        <w:rPr>
+          <w:color w:val="555555"/>
+        </w:rPr>
+        <w:t>role</w:t>
+      </w:r>
+      <w:proofErr w:type="spellEnd"/>
+      <w:r>
+        <w:rPr>
+          <w:color w:val="555555"/>
+        </w:rPr>
+        <w:t xml:space="preserve"> e scadenza.</w:t>
       </w:r>
     </w:p>
     <w:p>
@@ -5324,7 +6462,35 @@
         <w:rPr>
           <w:color w:val="555555"/>
         </w:rPr>
-        <w:t>Il frontend salva il token e lo include in ogni richiesta: Authorization: Bearer &lt;token&gt;.</w:t>
+        <w:t xml:space="preserve">Il </w:t>
+      </w:r>
+      <w:proofErr w:type="spellStart"/>
+      <w:r>
+        <w:rPr>
+          <w:color w:val="555555"/>
+        </w:rPr>
+        <w:t>frontend</w:t>
+      </w:r>
+      <w:proofErr w:type="spellEnd"/>
+      <w:r>
+        <w:rPr>
+          <w:color w:val="555555"/>
+        </w:rPr>
+        <w:t xml:space="preserve"> salva il token e lo include in ogni richiesta: </w:t>
+      </w:r>
+      <w:proofErr w:type="spellStart"/>
+      <w:r>
+        <w:rPr>
+          <w:color w:val="555555"/>
+        </w:rPr>
+        <w:t>Authorization</w:t>
+      </w:r>
+      <w:proofErr w:type="spellEnd"/>
+      <w:r>
+        <w:rPr>
+          <w:color w:val="555555"/>
+        </w:rPr>
+        <w:t>: Bearer &lt;token&gt;.</w:t>
       </w:r>
     </w:p>
     <w:p>
@@ -5515,7 +6681,25 @@
                 <w:sz w:val="20"/>
                 <w:szCs w:val="20"/>
               </w:rPr>
-              <w:t>CRUD completo sulle camere tramite admin panel. Accesso con email + password.</w:t>
+              <w:t xml:space="preserve">CRUD completo sulle camere tramite admin panel. Accesso con </w:t>
+            </w:r>
+            <w:proofErr w:type="gramStart"/>
+            <w:r>
+              <w:rPr>
+                <w:color w:val="555555"/>
+                <w:sz w:val="20"/>
+                <w:szCs w:val="20"/>
+              </w:rPr>
+              <w:t>email</w:t>
+            </w:r>
+            <w:proofErr w:type="gramEnd"/>
+            <w:r>
+              <w:rPr>
+                <w:color w:val="555555"/>
+                <w:sz w:val="20"/>
+                <w:szCs w:val="20"/>
+              </w:rPr>
+              <w:t xml:space="preserve"> + password.</w:t>
             </w:r>
           </w:p>
         </w:tc>
@@ -5538,7 +6722,21 @@
         <w:rPr>
           <w:color w:val="0D1B2A"/>
         </w:rPr>
-        <w:t>8. Deploy Cloud</w:t>
+        <w:t xml:space="preserve">8. </w:t>
+      </w:r>
+      <w:proofErr w:type="spellStart"/>
+      <w:r>
+        <w:rPr>
+          <w:color w:val="0D1B2A"/>
+        </w:rPr>
+        <w:t>Deploy</w:t>
+      </w:r>
+      <w:proofErr w:type="spellEnd"/>
+      <w:r>
+        <w:rPr>
+          <w:color w:val="0D1B2A"/>
+        </w:rPr>
+        <w:t xml:space="preserve"> Cloud</w:t>
       </w:r>
       <w:bookmarkEnd w:id="23"/>
       <w:r>
@@ -5633,6 +6831,7 @@
             </w:tcMar>
           </w:tcPr>
           <w:p>
+            <w:proofErr w:type="spellStart"/>
             <w:r>
               <w:rPr>
                 <w:b/>
@@ -5643,6 +6842,7 @@
               </w:rPr>
               <w:t>Vercel</w:t>
             </w:r>
+            <w:proofErr w:type="spellEnd"/>
           </w:p>
         </w:tc>
         <w:tc>
@@ -5656,13 +6856,77 @@
             </w:tcMar>
           </w:tcPr>
           <w:p>
-            <w:r>
-              <w:rPr>
-                <w:color w:val="555555"/>
-                <w:sz w:val="20"/>
-                <w:szCs w:val="20"/>
-              </w:rPr>
-              <w:t>Deploy frontend React. Auto-deploy da GitHub, CDN globale, HTTPS incluso. Free tier.</w:t>
+            <w:proofErr w:type="spellStart"/>
+            <w:r>
+              <w:rPr>
+                <w:color w:val="555555"/>
+                <w:sz w:val="20"/>
+                <w:szCs w:val="20"/>
+              </w:rPr>
+              <w:t>Deploy</w:t>
+            </w:r>
+            <w:proofErr w:type="spellEnd"/>
+            <w:r>
+              <w:rPr>
+                <w:color w:val="555555"/>
+                <w:sz w:val="20"/>
+                <w:szCs w:val="20"/>
+              </w:rPr>
+              <w:t xml:space="preserve"> </w:t>
+            </w:r>
+            <w:proofErr w:type="spellStart"/>
+            <w:r>
+              <w:rPr>
+                <w:color w:val="555555"/>
+                <w:sz w:val="20"/>
+                <w:szCs w:val="20"/>
+              </w:rPr>
+              <w:t>frontend</w:t>
+            </w:r>
+            <w:proofErr w:type="spellEnd"/>
+            <w:r>
+              <w:rPr>
+                <w:color w:val="555555"/>
+                <w:sz w:val="20"/>
+                <w:szCs w:val="20"/>
+              </w:rPr>
+              <w:t xml:space="preserve"> React. Auto-</w:t>
+            </w:r>
+            <w:proofErr w:type="spellStart"/>
+            <w:r>
+              <w:rPr>
+                <w:color w:val="555555"/>
+                <w:sz w:val="20"/>
+                <w:szCs w:val="20"/>
+              </w:rPr>
+              <w:t>deploy</w:t>
+            </w:r>
+            <w:proofErr w:type="spellEnd"/>
+            <w:r>
+              <w:rPr>
+                <w:color w:val="555555"/>
+                <w:sz w:val="20"/>
+                <w:szCs w:val="20"/>
+              </w:rPr>
+              <w:t xml:space="preserve"> da GitHub, CDN globale, HTTPS incluso. Free </w:t>
+            </w:r>
+            <w:proofErr w:type="spellStart"/>
+            <w:r>
+              <w:rPr>
+                <w:color w:val="555555"/>
+                <w:sz w:val="20"/>
+                <w:szCs w:val="20"/>
+              </w:rPr>
+              <w:t>tier</w:t>
+            </w:r>
+            <w:proofErr w:type="spellEnd"/>
+            <w:r>
+              <w:rPr>
+                <w:color w:val="555555"/>
+                <w:sz w:val="20"/>
+                <w:szCs w:val="20"/>
+              </w:rPr>
+              <w:t>.</w:t>
             </w:r>
           </w:p>
         </w:tc>
@@ -5702,13 +6966,59 @@
             </w:tcMar>
           </w:tcPr>
           <w:p>
-            <w:r>
-              <w:rPr>
-                <w:color w:val="555555"/>
-                <w:sz w:val="20"/>
-                <w:szCs w:val="20"/>
-              </w:rPr>
-              <w:t>Backend Node.js + MySQL. Setup rapido, auto-deploy da Git, $5 crediti/mese gratuiti.</w:t>
+            <w:proofErr w:type="spellStart"/>
+            <w:r>
+              <w:rPr>
+                <w:color w:val="555555"/>
+                <w:sz w:val="20"/>
+                <w:szCs w:val="20"/>
+              </w:rPr>
+              <w:t>Backend</w:t>
+            </w:r>
+            <w:proofErr w:type="spellEnd"/>
+            <w:r>
+              <w:rPr>
+                <w:color w:val="555555"/>
+                <w:sz w:val="20"/>
+                <w:szCs w:val="20"/>
+              </w:rPr>
+              <w:t xml:space="preserve"> Node.js + MySQL. Setup rapido, auto-</w:t>
+            </w:r>
+            <w:proofErr w:type="spellStart"/>
+            <w:r>
+              <w:rPr>
+                <w:color w:val="555555"/>
+                <w:sz w:val="20"/>
+                <w:szCs w:val="20"/>
+              </w:rPr>
+              <w:t>deploy</w:t>
+            </w:r>
+            <w:proofErr w:type="spellEnd"/>
+            <w:r>
+              <w:rPr>
+                <w:color w:val="555555"/>
+                <w:sz w:val="20"/>
+                <w:szCs w:val="20"/>
+              </w:rPr>
+              <w:t xml:space="preserve"> da </w:t>
+            </w:r>
+            <w:proofErr w:type="spellStart"/>
+            <w:r>
+              <w:rPr>
+                <w:color w:val="555555"/>
+                <w:sz w:val="20"/>
+                <w:szCs w:val="20"/>
+              </w:rPr>
+              <w:t>Git</w:t>
+            </w:r>
+            <w:proofErr w:type="spellEnd"/>
+            <w:r>
+              <w:rPr>
+                <w:color w:val="555555"/>
+                <w:sz w:val="20"/>
+                <w:szCs w:val="20"/>
+              </w:rPr>
+              <w:t>, $5 crediti/mese gratuiti.</w:t>
             </w:r>
           </w:p>
         </w:tc>
@@ -5754,7 +7064,61 @@
                 <w:sz w:val="20"/>
                 <w:szCs w:val="20"/>
               </w:rPr>
-              <w:t>Alternativa a Railway. Backend Node.js + PostgreSQL, SSL automatico, free tier.</w:t>
+              <w:t xml:space="preserve">Alternativa a Railway. </w:t>
+            </w:r>
+            <w:proofErr w:type="spellStart"/>
+            <w:r>
+              <w:rPr>
+                <w:color w:val="555555"/>
+                <w:sz w:val="20"/>
+                <w:szCs w:val="20"/>
+              </w:rPr>
+              <w:t>Backend</w:t>
+            </w:r>
+            <w:proofErr w:type="spellEnd"/>
+            <w:r>
+              <w:rPr>
+                <w:color w:val="555555"/>
+                <w:sz w:val="20"/>
+                <w:szCs w:val="20"/>
+              </w:rPr>
+              <w:t xml:space="preserve"> Node.js + </w:t>
+            </w:r>
+            <w:proofErr w:type="spellStart"/>
+            <w:r>
+              <w:rPr>
+                <w:color w:val="555555"/>
+                <w:sz w:val="20"/>
+                <w:szCs w:val="20"/>
+              </w:rPr>
+              <w:t>PostgreSQL</w:t>
+            </w:r>
+            <w:proofErr w:type="spellEnd"/>
+            <w:r>
+              <w:rPr>
+                <w:color w:val="555555"/>
+                <w:sz w:val="20"/>
+                <w:szCs w:val="20"/>
+              </w:rPr>
+              <w:t xml:space="preserve">, SSL automatico, free </w:t>
+            </w:r>
+            <w:proofErr w:type="spellStart"/>
+            <w:r>
+              <w:rPr>
+                <w:color w:val="555555"/>
+                <w:sz w:val="20"/>
+                <w:szCs w:val="20"/>
+              </w:rPr>
+              <w:t>tier</w:t>
+            </w:r>
+            <w:proofErr w:type="spellEnd"/>
+            <w:r>
+              <w:rPr>
+                <w:color w:val="555555"/>
+                <w:sz w:val="20"/>
+                <w:szCs w:val="20"/>
+              </w:rPr>
+              <w:t>.</w:t>
             </w:r>
           </w:p>
         </w:tc>
@@ -5794,13 +7158,23 @@
             </w:tcMar>
           </w:tcPr>
           <w:p>
-            <w:r>
-              <w:rPr>
-                <w:color w:val="555555"/>
-                <w:sz w:val="20"/>
-                <w:szCs w:val="20"/>
-              </w:rPr>
-              <w:t>docker-compose con Node.js + MySQL per sviluppo e test in locale senza cloud.</w:t>
+            <w:proofErr w:type="spellStart"/>
+            <w:r>
+              <w:rPr>
+                <w:color w:val="555555"/>
+                <w:sz w:val="20"/>
+                <w:szCs w:val="20"/>
+              </w:rPr>
+              <w:t>docker</w:t>
+            </w:r>
+            <w:proofErr w:type="spellEnd"/>
+            <w:r>
+              <w:rPr>
+                <w:color w:val="555555"/>
+                <w:sz w:val="20"/>
+                <w:szCs w:val="20"/>
+              </w:rPr>
+              <w:t>-compose con Node.js + MySQL per sviluppo e test in locale senza cloud.</w:t>
             </w:r>
           </w:p>
         </w:tc>
@@ -5871,7 +7245,21 @@
         <w:rPr>
           <w:color w:val="555555"/>
         </w:rPr>
-        <w:t>Home Page + Hero section.</w:t>
+        <w:t xml:space="preserve">Home Page + Hero </w:t>
+      </w:r>
+      <w:proofErr w:type="spellStart"/>
+      <w:r>
+        <w:rPr>
+          <w:color w:val="555555"/>
+        </w:rPr>
+        <w:t>section</w:t>
+      </w:r>
+      <w:proofErr w:type="spellEnd"/>
+      <w:r>
+        <w:rPr>
+          <w:color w:val="555555"/>
+        </w:rPr>
+        <w:t>.</w:t>
       </w:r>
     </w:p>
     <w:p>
@@ -5883,11 +7271,33 @@
         </w:numPr>
         <w:spacing w:before="40" w:after="40"/>
       </w:pPr>
-      <w:r>
-        <w:rPr>
-          <w:color w:val="555555"/>
-        </w:rPr>
-        <w:t>Navbar, Footer, routing.</w:t>
+      <w:proofErr w:type="spellStart"/>
+      <w:r>
+        <w:rPr>
+          <w:color w:val="555555"/>
+        </w:rPr>
+        <w:t>Navbar</w:t>
+      </w:r>
+      <w:proofErr w:type="spellEnd"/>
+      <w:r>
+        <w:rPr>
+          <w:color w:val="555555"/>
+        </w:rPr>
+        <w:t xml:space="preserve">, Footer, </w:t>
+      </w:r>
+      <w:proofErr w:type="spellStart"/>
+      <w:r>
+        <w:rPr>
+          <w:color w:val="555555"/>
+        </w:rPr>
+        <w:t>routing</w:t>
+      </w:r>
+      <w:proofErr w:type="spellEnd"/>
+      <w:r>
+        <w:rPr>
+          <w:color w:val="555555"/>
+        </w:rPr>
+        <w:t>.</w:t>
       </w:r>
     </w:p>
     <w:p>
@@ -5903,7 +7313,21 @@
         <w:rPr>
           <w:color w:val="555555"/>
         </w:rPr>
-        <w:t>Design system Tailwind.</w:t>
+        <w:t xml:space="preserve">Design system </w:t>
+      </w:r>
+      <w:proofErr w:type="spellStart"/>
+      <w:r>
+        <w:rPr>
+          <w:color w:val="555555"/>
+        </w:rPr>
+        <w:t>Tailwind</w:t>
+      </w:r>
+      <w:proofErr w:type="spellEnd"/>
+      <w:r>
+        <w:rPr>
+          <w:color w:val="555555"/>
+        </w:rPr>
+        <w:t>.</w:t>
       </w:r>
     </w:p>
     <w:p>
@@ -5969,7 +7393,21 @@
         <w:rPr>
           <w:color w:val="555555"/>
         </w:rPr>
-        <w:t>Schema DB + migration files.</w:t>
+        <w:t xml:space="preserve">Schema DB + </w:t>
+      </w:r>
+      <w:proofErr w:type="spellStart"/>
+      <w:r>
+        <w:rPr>
+          <w:color w:val="555555"/>
+        </w:rPr>
+        <w:t>migration</w:t>
+      </w:r>
+      <w:proofErr w:type="spellEnd"/>
+      <w:r>
+        <w:rPr>
+          <w:color w:val="555555"/>
+        </w:rPr>
+        <w:t xml:space="preserve"> files.</w:t>
       </w:r>
     </w:p>
     <w:p>
@@ -6048,7 +7486,21 @@
         <w:rPr>
           <w:color w:val="555555"/>
         </w:rPr>
-        <w:t>Componente RoomCard.</w:t>
+        <w:t xml:space="preserve">Componente </w:t>
+      </w:r>
+      <w:proofErr w:type="spellStart"/>
+      <w:r>
+        <w:rPr>
+          <w:color w:val="555555"/>
+        </w:rPr>
+        <w:t>RoomCard</w:t>
+      </w:r>
+      <w:proofErr w:type="spellEnd"/>
+      <w:r>
+        <w:rPr>
+          <w:color w:val="555555"/>
+        </w:rPr>
+        <w:t>.</w:t>
       </w:r>
     </w:p>
     <w:p>
@@ -6116,11 +7568,19 @@
         </w:numPr>
         <w:spacing w:before="40" w:after="40"/>
       </w:pPr>
-      <w:r>
-        <w:rPr>
-          <w:color w:val="555555"/>
-        </w:rPr>
-        <w:t>Deploy su cloud.</w:t>
+      <w:proofErr w:type="spellStart"/>
+      <w:r>
+        <w:rPr>
+          <w:color w:val="555555"/>
+        </w:rPr>
+        <w:t>Deploy</w:t>
+      </w:r>
+      <w:proofErr w:type="spellEnd"/>
+      <w:r>
+        <w:rPr>
+          <w:color w:val="555555"/>
+        </w:rPr>
+        <w:t xml:space="preserve"> su cloud.</w:t>
       </w:r>
     </w:p>
     <w:p>
@@ -6235,7 +7695,49 @@
         <w:rPr>
           <w:color w:val="555555"/>
         </w:rPr>
-        <w:t>Hotel Business App è un progetto universitario che rispetta pienamente i requisiti della consegna: un'applicazione web cloud-native con frontend, backend, database e deploy. La scelta di un MVP essenziale — 3 pagine, 2 tabelle, 1 ruolo admin — garantisce un risultato ben costruito e facilmente dimostrabile in 10 minuti.</w:t>
+        <w:t xml:space="preserve">Hotel Business App è un progetto universitario che rispetta pienamente i requisiti della consegna: un'applicazione web cloud-native con </w:t>
+      </w:r>
+      <w:proofErr w:type="spellStart"/>
+      <w:r>
+        <w:rPr>
+          <w:color w:val="555555"/>
+        </w:rPr>
+        <w:t>frontend</w:t>
+      </w:r>
+      <w:proofErr w:type="spellEnd"/>
+      <w:r>
+        <w:rPr>
+          <w:color w:val="555555"/>
+        </w:rPr>
+        <w:t xml:space="preserve">, </w:t>
+      </w:r>
+      <w:proofErr w:type="spellStart"/>
+      <w:r>
+        <w:rPr>
+          <w:color w:val="555555"/>
+        </w:rPr>
+        <w:t>backend</w:t>
+      </w:r>
+      <w:proofErr w:type="spellEnd"/>
+      <w:r>
+        <w:rPr>
+          <w:color w:val="555555"/>
+        </w:rPr>
+        <w:t xml:space="preserve">, database e </w:t>
+      </w:r>
+      <w:proofErr w:type="spellStart"/>
+      <w:r>
+        <w:rPr>
+          <w:color w:val="555555"/>
+        </w:rPr>
+        <w:t>deploy</w:t>
+      </w:r>
+      <w:proofErr w:type="spellEnd"/>
+      <w:r>
+        <w:rPr>
+          <w:color w:val="555555"/>
+        </w:rPr>
+        <w:t>. La scelta di un MVP essenziale — 3 pagine, 2 tabelle, 1 ruolo admin — garantisce un risultato ben costruito e facilmente dimostrabile in 10 minuti.</w:t>
       </w:r>
     </w:p>
     <w:p>
@@ -6330,14 +7832,71 @@
             </w:tcMar>
           </w:tcPr>
           <w:p>
-            <w:r>
-              <w:rPr>
-                <w:color w:val="555555"/>
-                <w:sz w:val="20"/>
-                <w:szCs w:val="20"/>
-              </w:rPr>
-              <w:t xml:space="preserve">Frontend:  React 18 · TypeScript · Tailwind CSS · React Router · </w:t>
-            </w:r>
+            <w:proofErr w:type="spellStart"/>
+            <w:proofErr w:type="gramStart"/>
+            <w:r>
+              <w:rPr>
+                <w:color w:val="555555"/>
+                <w:sz w:val="20"/>
+                <w:szCs w:val="20"/>
+              </w:rPr>
+              <w:t>Frontend</w:t>
+            </w:r>
+            <w:proofErr w:type="spellEnd"/>
+            <w:r>
+              <w:rPr>
+                <w:color w:val="555555"/>
+                <w:sz w:val="20"/>
+                <w:szCs w:val="20"/>
+              </w:rPr>
+              <w:t>:  React</w:t>
+            </w:r>
+            <w:proofErr w:type="gramEnd"/>
+            <w:r>
+              <w:rPr>
+                <w:color w:val="555555"/>
+                <w:sz w:val="20"/>
+                <w:szCs w:val="20"/>
+              </w:rPr>
+              <w:t xml:space="preserve"> 18 · </w:t>
+            </w:r>
+            <w:proofErr w:type="spellStart"/>
+            <w:r>
+              <w:rPr>
+                <w:color w:val="555555"/>
+                <w:sz w:val="20"/>
+                <w:szCs w:val="20"/>
+              </w:rPr>
+              <w:t>TypeScript</w:t>
+            </w:r>
+            <w:proofErr w:type="spellEnd"/>
+            <w:r>
+              <w:rPr>
+                <w:color w:val="555555"/>
+                <w:sz w:val="20"/>
+                <w:szCs w:val="20"/>
+              </w:rPr>
+              <w:t xml:space="preserve"> · </w:t>
+            </w:r>
+            <w:proofErr w:type="spellStart"/>
+            <w:r>
+              <w:rPr>
+                <w:color w:val="555555"/>
+                <w:sz w:val="20"/>
+                <w:szCs w:val="20"/>
+              </w:rPr>
+              <w:t>Tailwind</w:t>
+            </w:r>
+            <w:proofErr w:type="spellEnd"/>
+            <w:r>
+              <w:rPr>
+                <w:color w:val="555555"/>
+                <w:sz w:val="20"/>
+                <w:szCs w:val="20"/>
+              </w:rPr>
+              <w:t xml:space="preserve"> CSS · React Router · </w:t>
+            </w:r>
+            <w:proofErr w:type="spellStart"/>
             <w:r>
               <w:rPr>
                 <w:color w:val="555555"/>
@@ -6346,6 +7905,7 @@
               </w:rPr>
               <w:t>Xior</w:t>
             </w:r>
+            <w:proofErr w:type="spellEnd"/>
           </w:p>
         </w:tc>
       </w:tr>
@@ -6367,14 +7927,44 @@
             </w:tcMar>
           </w:tcPr>
           <w:p>
-            <w:r>
-              <w:rPr>
-                <w:color w:val="555555"/>
-                <w:sz w:val="20"/>
-                <w:szCs w:val="20"/>
-              </w:rPr>
-              <w:t>Backend:   Node.js · Express.js · JWT · Bcrypt</w:t>
-            </w:r>
+            <w:proofErr w:type="spellStart"/>
+            <w:proofErr w:type="gramStart"/>
+            <w:r>
+              <w:rPr>
+                <w:color w:val="555555"/>
+                <w:sz w:val="20"/>
+                <w:szCs w:val="20"/>
+              </w:rPr>
+              <w:t>Backend</w:t>
+            </w:r>
+            <w:proofErr w:type="spellEnd"/>
+            <w:r>
+              <w:rPr>
+                <w:color w:val="555555"/>
+                <w:sz w:val="20"/>
+                <w:szCs w:val="20"/>
+              </w:rPr>
+              <w:t xml:space="preserve">:   </w:t>
+            </w:r>
+            <w:proofErr w:type="gramEnd"/>
+            <w:r>
+              <w:rPr>
+                <w:color w:val="555555"/>
+                <w:sz w:val="20"/>
+                <w:szCs w:val="20"/>
+              </w:rPr>
+              <w:t xml:space="preserve">Node.js · Express.js · JWT · </w:t>
+            </w:r>
+            <w:proofErr w:type="spellStart"/>
+            <w:r>
+              <w:rPr>
+                <w:color w:val="555555"/>
+                <w:sz w:val="20"/>
+                <w:szCs w:val="20"/>
+              </w:rPr>
+              <w:t>Bcrypt</w:t>
+            </w:r>
+            <w:proofErr w:type="spellEnd"/>
           </w:p>
         </w:tc>
       </w:tr>
@@ -6396,13 +7986,41 @@
             </w:tcMar>
           </w:tcPr>
           <w:p>
-            <w:r>
-              <w:rPr>
-                <w:color w:val="555555"/>
-                <w:sz w:val="20"/>
-                <w:szCs w:val="20"/>
-              </w:rPr>
-              <w:t>Database:  MySQL (produzione) · SQLite (sviluppo) — 2 tabelle essenziali</w:t>
+            <w:proofErr w:type="gramStart"/>
+            <w:r>
+              <w:rPr>
+                <w:color w:val="555555"/>
+                <w:sz w:val="20"/>
+                <w:szCs w:val="20"/>
+              </w:rPr>
+              <w:t>Database:  MySQL</w:t>
+            </w:r>
+            <w:proofErr w:type="gramEnd"/>
+            <w:r>
+              <w:rPr>
+                <w:color w:val="555555"/>
+                <w:sz w:val="20"/>
+                <w:szCs w:val="20"/>
+              </w:rPr>
+              <w:t xml:space="preserve"> (produzione) · </w:t>
+            </w:r>
+            <w:proofErr w:type="spellStart"/>
+            <w:r>
+              <w:rPr>
+                <w:color w:val="555555"/>
+                <w:sz w:val="20"/>
+                <w:szCs w:val="20"/>
+              </w:rPr>
+              <w:t>SQLite</w:t>
+            </w:r>
+            <w:proofErr w:type="spellEnd"/>
+            <w:r>
+              <w:rPr>
+                <w:color w:val="555555"/>
+                <w:sz w:val="20"/>
+                <w:szCs w:val="20"/>
+              </w:rPr>
+              <w:t xml:space="preserve"> (sviluppo) — 2 tabelle essenziali</w:t>
             </w:r>
           </w:p>
         </w:tc>
@@ -6425,13 +8043,87 @@
             </w:tcMar>
           </w:tcPr>
           <w:p>
-            <w:r>
-              <w:rPr>
-                <w:color w:val="555555"/>
-                <w:sz w:val="20"/>
-                <w:szCs w:val="20"/>
-              </w:rPr>
-              <w:t>Deploy:    Vercel (frontend) + Railway/Render (backend + DB)</w:t>
+            <w:proofErr w:type="spellStart"/>
+            <w:proofErr w:type="gramStart"/>
+            <w:r>
+              <w:rPr>
+                <w:color w:val="555555"/>
+                <w:sz w:val="20"/>
+                <w:szCs w:val="20"/>
+              </w:rPr>
+              <w:t>Deploy</w:t>
+            </w:r>
+            <w:proofErr w:type="spellEnd"/>
+            <w:r>
+              <w:rPr>
+                <w:color w:val="555555"/>
+                <w:sz w:val="20"/>
+                <w:szCs w:val="20"/>
+              </w:rPr>
+              <w:t xml:space="preserve">:   </w:t>
+            </w:r>
+            <w:proofErr w:type="gramEnd"/>
+            <w:r>
+              <w:rPr>
+                <w:color w:val="555555"/>
+                <w:sz w:val="20"/>
+                <w:szCs w:val="20"/>
+              </w:rPr>
+              <w:t xml:space="preserve"> </w:t>
+            </w:r>
+            <w:proofErr w:type="spellStart"/>
+            <w:r>
+              <w:rPr>
+                <w:color w:val="555555"/>
+                <w:sz w:val="20"/>
+                <w:szCs w:val="20"/>
+              </w:rPr>
+              <w:t>Vercel</w:t>
+            </w:r>
+            <w:proofErr w:type="spellEnd"/>
+            <w:r>
+              <w:rPr>
+                <w:color w:val="555555"/>
+                <w:sz w:val="20"/>
+                <w:szCs w:val="20"/>
+              </w:rPr>
+              <w:t xml:space="preserve"> (</w:t>
+            </w:r>
+            <w:proofErr w:type="spellStart"/>
+            <w:r>
+              <w:rPr>
+                <w:color w:val="555555"/>
+                <w:sz w:val="20"/>
+                <w:szCs w:val="20"/>
+              </w:rPr>
+              <w:t>frontend</w:t>
+            </w:r>
+            <w:proofErr w:type="spellEnd"/>
+            <w:r>
+              <w:rPr>
+                <w:color w:val="555555"/>
+                <w:sz w:val="20"/>
+                <w:szCs w:val="20"/>
+              </w:rPr>
+              <w:t>) + Railway/Render (</w:t>
+            </w:r>
+            <w:proofErr w:type="spellStart"/>
+            <w:r>
+              <w:rPr>
+                <w:color w:val="555555"/>
+                <w:sz w:val="20"/>
+                <w:szCs w:val="20"/>
+              </w:rPr>
+              <w:t>backend</w:t>
+            </w:r>
+            <w:proofErr w:type="spellEnd"/>
+            <w:r>
+              <w:rPr>
+                <w:color w:val="555555"/>
+                <w:sz w:val="20"/>
+                <w:szCs w:val="20"/>
+              </w:rPr>
+              <w:t xml:space="preserve"> + DB)</w:t>
             </w:r>
           </w:p>
         </w:tc>
@@ -6460,7 +8152,99 @@
                 <w:sz w:val="20"/>
                 <w:szCs w:val="20"/>
               </w:rPr>
-              <w:t>Requisiti: Frontend ✓  Backend ✓  Database ✓  Deploy Cloud ✓</w:t>
+              <w:t xml:space="preserve">Requisiti: </w:t>
+            </w:r>
+            <w:proofErr w:type="spellStart"/>
+            <w:r>
+              <w:rPr>
+                <w:color w:val="555555"/>
+                <w:sz w:val="20"/>
+                <w:szCs w:val="20"/>
+              </w:rPr>
+              <w:t>Frontend</w:t>
+            </w:r>
+            <w:proofErr w:type="spellEnd"/>
+            <w:r>
+              <w:rPr>
+                <w:color w:val="555555"/>
+                <w:sz w:val="20"/>
+                <w:szCs w:val="20"/>
+              </w:rPr>
+              <w:t xml:space="preserve"> </w:t>
+            </w:r>
+            <w:proofErr w:type="gramStart"/>
+            <w:r>
+              <w:rPr>
+                <w:color w:val="555555"/>
+                <w:sz w:val="20"/>
+                <w:szCs w:val="20"/>
+              </w:rPr>
+              <w:t xml:space="preserve">✓  </w:t>
+            </w:r>
+            <w:proofErr w:type="spellStart"/>
+            <w:r>
+              <w:rPr>
+                <w:color w:val="555555"/>
+                <w:sz w:val="20"/>
+                <w:szCs w:val="20"/>
+              </w:rPr>
+              <w:t>Backend</w:t>
+            </w:r>
+            <w:proofErr w:type="spellEnd"/>
+            <w:proofErr w:type="gramEnd"/>
+            <w:r>
+              <w:rPr>
+                <w:color w:val="555555"/>
+                <w:sz w:val="20"/>
+                <w:szCs w:val="20"/>
+              </w:rPr>
+              <w:t xml:space="preserve"> </w:t>
+            </w:r>
+            <w:proofErr w:type="gramStart"/>
+            <w:r>
+              <w:rPr>
+                <w:color w:val="555555"/>
+                <w:sz w:val="20"/>
+                <w:szCs w:val="20"/>
+              </w:rPr>
+              <w:t>✓  Database</w:t>
+            </w:r>
+            <w:proofErr w:type="gramEnd"/>
+            <w:r>
+              <w:rPr>
+                <w:color w:val="555555"/>
+                <w:sz w:val="20"/>
+                <w:szCs w:val="20"/>
+              </w:rPr>
+              <w:t xml:space="preserve"> </w:t>
+            </w:r>
+            <w:proofErr w:type="gramStart"/>
+            <w:r>
+              <w:rPr>
+                <w:color w:val="555555"/>
+                <w:sz w:val="20"/>
+                <w:szCs w:val="20"/>
+              </w:rPr>
+              <w:t xml:space="preserve">✓  </w:t>
+            </w:r>
+            <w:proofErr w:type="spellStart"/>
+            <w:r>
+              <w:rPr>
+                <w:color w:val="555555"/>
+                <w:sz w:val="20"/>
+                <w:szCs w:val="20"/>
+              </w:rPr>
+              <w:t>Deploy</w:t>
+            </w:r>
+            <w:proofErr w:type="spellEnd"/>
+            <w:proofErr w:type="gramEnd"/>
+            <w:r>
+              <w:rPr>
+                <w:color w:val="555555"/>
+                <w:sz w:val="20"/>
+                <w:szCs w:val="20"/>
+              </w:rPr>
+              <w:t xml:space="preserve"> Cloud ✓</w:t>
             </w:r>
           </w:p>
         </w:tc>
